--- a/docs/Snowflake - (Assessment)-ToBeGraded.docx
+++ b/docs/Snowflake - (Assessment)-ToBeGraded.docx
@@ -1,77 +1,56 @@
 
 <file path=word/document.xml><?xml version="1.0" encoding="utf-8"?>
-<w:document xmlns:mc="http://schemas.openxmlformats.org/markup-compatibility/2006" xmlns:o="urn:schemas-microsoft-com:office:office" xmlns:r="http://schemas.openxmlformats.org/officeDocument/2006/relationships" xmlns:m="http://schemas.openxmlformats.org/officeDocument/2006/math" xmlns:v="urn:schemas-microsoft-com:vml" xmlns:wp="http://schemas.openxmlformats.org/drawingml/2006/wordprocessingDrawing" xmlns:w10="urn:schemas-microsoft-com:office:word" xmlns:w="http://schemas.openxmlformats.org/wordprocessingml/2006/main" xmlns:wne="http://schemas.microsoft.com/office/word/2006/wordml" xmlns:sl="http://schemas.openxmlformats.org/schemaLibrary/2006/main" xmlns:a="http://schemas.openxmlformats.org/drawingml/2006/main" xmlns:pic="http://schemas.openxmlformats.org/drawingml/2006/picture" xmlns:c="http://schemas.openxmlformats.org/drawingml/2006/chart" xmlns:lc="http://schemas.openxmlformats.org/drawingml/2006/lockedCanvas" xmlns:dgm="http://schemas.openxmlformats.org/drawingml/2006/diagram" xmlns:wps="http://schemas.microsoft.com/office/word/2010/wordprocessingShape" xmlns:wpg="http://schemas.microsoft.com/office/word/2010/wordprocessingGroup" xmlns:w14="http://schemas.microsoft.com/office/word/2010/wordml" xmlns:w15="http://schemas.microsoft.com/office/word/2012/wordml" xmlns:w16="http://schemas.microsoft.com/office/word/2018/wordml" xmlns:w16cex="http://schemas.microsoft.com/office/word/2018/wordml/cex" xmlns:w16cid="http://schemas.microsoft.com/office/word/2016/wordml/cid" xmlns="http://schemas.microsoft.com/office/tasks/2019/documenttasks" xmlns:cr="http://schemas.microsoft.com/office/comments/2020/reactions">
+<w:document xmlns:wpc="http://schemas.microsoft.com/office/word/2010/wordprocessingCanvas" xmlns:cx="http://schemas.microsoft.com/office/drawing/2014/chartex" xmlns:cx1="http://schemas.microsoft.com/office/drawing/2015/9/8/chartex" xmlns:cx2="http://schemas.microsoft.com/office/drawing/2015/10/21/chartex" xmlns:cx3="http://schemas.microsoft.com/office/drawing/2016/5/9/chartex" xmlns:cx4="http://schemas.microsoft.com/office/drawing/2016/5/10/chartex" xmlns:cx5="http://schemas.microsoft.com/office/drawing/2016/5/11/chartex" xmlns:cx6="http://schemas.microsoft.com/office/drawing/2016/5/12/chartex" xmlns:cx7="http://schemas.microsoft.com/office/drawing/2016/5/13/chartex" xmlns:cx8="http://schemas.microsoft.com/office/drawing/2016/5/14/chartex" xmlns:mc="http://schemas.openxmlformats.org/markup-compatibility/2006" xmlns:aink="http://schemas.microsoft.com/office/drawing/2016/ink" xmlns:am3d="http://schemas.microsoft.com/office/drawing/2017/model3d" xmlns:o="urn:schemas-microsoft-com:office:office" xmlns:oel="http://schemas.microsoft.com/office/2019/extlst" xmlns:r="http://schemas.openxmlformats.org/officeDocument/2006/relationships" xmlns:m="http://schemas.openxmlformats.org/officeDocument/2006/math" xmlns:v="urn:schemas-microsoft-com:vml" xmlns:wp14="http://schemas.microsoft.com/office/word/2010/wordprocessingDrawing" xmlns:wp="http://schemas.openxmlformats.org/drawingml/2006/wordprocessingDrawing" xmlns:w10="urn:schemas-microsoft-com:office:word" xmlns:w="http://schemas.openxmlformats.org/wordprocessingml/2006/main" xmlns:w14="http://schemas.microsoft.com/office/word/2010/wordml" xmlns:w15="http://schemas.microsoft.com/office/word/2012/wordml" xmlns:w16cex="http://schemas.microsoft.com/office/word/2018/wordml/cex" xmlns:w16cid="http://schemas.microsoft.com/office/word/2016/wordml/cid" xmlns:w16="http://schemas.microsoft.com/office/word/2018/wordml" xmlns:w16du="http://schemas.microsoft.com/office/word/2023/wordml/word16du" xmlns:w16sdtdh="http://schemas.microsoft.com/office/word/2020/wordml/sdtdatahash" xmlns:w16sdtfl="http://schemas.microsoft.com/office/word/2024/wordml/sdtformatlock" xmlns:w16se="http://schemas.microsoft.com/office/word/2015/wordml/symex" xmlns:wpg="http://schemas.microsoft.com/office/word/2010/wordprocessingGroup" xmlns:wpi="http://schemas.microsoft.com/office/word/2010/wordprocessingInk" xmlns:wne="http://schemas.microsoft.com/office/word/2006/wordml" xmlns:wps="http://schemas.microsoft.com/office/word/2010/wordprocessingShape" mc:Ignorable="w14 w15 w16se w16cid w16 w16cex w16sdtdh w16sdtfl w16du wp14">
   <w:body>
     <w:p>
       <w:pPr>
-        <w:ind w:left="720" w:firstLine="0"/>
-        <w:rPr/>
-      </w:pPr>
-      <w:r>
-        <w:rPr>
-          <w:rtl w:val="0"/>
-        </w:rPr>
-      </w:r>
-    </w:p>
-    <w:p>
-      <w:pPr>
-        <w:ind w:left="720" w:firstLine="0"/>
-        <w:rPr/>
-      </w:pPr>
-      <w:r>
-        <w:rPr>
-          <w:rtl w:val="0"/>
-        </w:rPr>
-        <w:t xml:space="preserve">Employee.csv</w:t>
+        <w:ind w:left="720"/>
+      </w:pPr>
+    </w:p>
+    <w:p>
+      <w:pPr>
+        <w:ind w:left="720"/>
+      </w:pPr>
+      <w:r>
+        <w:t>Employee.csv</w:t>
       </w:r>
     </w:p>
     <w:tbl>
       <w:tblPr>
-        <w:tblStyle w:val="Table1"/>
-        <w:tblW w:w="8309.0" w:type="dxa"/>
-        <w:jc w:val="left"/>
-        <w:tblInd w:w="720.0" w:type="dxa"/>
+        <w:tblStyle w:val="a"/>
+        <w:tblW w:w="8309" w:type="dxa"/>
+        <w:tblInd w:w="720" w:type="dxa"/>
         <w:tblBorders>
-          <w:top w:color="000000" w:space="0" w:sz="8" w:val="single"/>
-          <w:left w:color="000000" w:space="0" w:sz="8" w:val="single"/>
-          <w:bottom w:color="000000" w:space="0" w:sz="8" w:val="single"/>
-          <w:right w:color="000000" w:space="0" w:sz="8" w:val="single"/>
-          <w:insideH w:color="000000" w:space="0" w:sz="8" w:val="single"/>
-          <w:insideV w:color="000000" w:space="0" w:sz="8" w:val="single"/>
+          <w:top w:val="single" w:sz="8" w:space="0" w:color="000000"/>
+          <w:left w:val="single" w:sz="8" w:space="0" w:color="000000"/>
+          <w:bottom w:val="single" w:sz="8" w:space="0" w:color="000000"/>
+          <w:right w:val="single" w:sz="8" w:space="0" w:color="000000"/>
+          <w:insideH w:val="single" w:sz="8" w:space="0" w:color="000000"/>
+          <w:insideV w:val="single" w:sz="8" w:space="0" w:color="000000"/>
         </w:tblBorders>
         <w:tblLayout w:type="fixed"/>
-        <w:tblLook w:val="0600"/>
+        <w:tblLook w:val="0600" w:firstRow="0" w:lastRow="0" w:firstColumn="0" w:lastColumn="0" w:noHBand="1" w:noVBand="1"/>
       </w:tblPr>
       <w:tblGrid>
         <w:gridCol w:w="8309"/>
-        <w:tblGridChange w:id="0">
-          <w:tblGrid>
-            <w:gridCol w:w="8309"/>
-          </w:tblGrid>
-        </w:tblGridChange>
       </w:tblGrid>
       <w:tr>
-        <w:trPr>
-          <w:cantSplit w:val="0"/>
-          <w:tblHeader w:val="0"/>
-        </w:trPr>
         <w:tc>
           <w:tcPr>
-            <w:shd w:fill="auto" w:val="clear"/>
+            <w:tcW w:w="8309" w:type="dxa"/>
             <w:tcMar>
-              <w:top w:w="100.0" w:type="dxa"/>
-              <w:left w:w="100.0" w:type="dxa"/>
-              <w:bottom w:w="100.0" w:type="dxa"/>
-              <w:right w:w="100.0" w:type="dxa"/>
+              <w:top w:w="100" w:type="dxa"/>
+              <w:left w:w="100" w:type="dxa"/>
+              <w:bottom w:w="100" w:type="dxa"/>
+              <w:right w:w="100" w:type="dxa"/>
             </w:tcMar>
-            <w:vAlign w:val="top"/>
           </w:tcPr>
           <w:p>
             <w:pPr>
               <w:widowControl w:val="0"/>
               <w:spacing w:line="240" w:lineRule="auto"/>
               <w:rPr>
-                <w:color w:val="2c2f34"/>
+                <w:color w:val="2C2F34"/>
                 <w:sz w:val="20"/>
                 <w:szCs w:val="20"/>
                 <w:highlight w:val="white"/>
@@ -79,13 +58,72 @@
             </w:pPr>
             <w:r>
               <w:rPr>
-                <w:color w:val="2c2f34"/>
+                <w:color w:val="2C2F34"/>
                 <w:sz w:val="20"/>
                 <w:szCs w:val="20"/>
                 <w:highlight w:val="white"/>
-                <w:rtl w:val="0"/>
               </w:rPr>
-              <w:t xml:space="preserve">EMPLOYEE_ID,NAME,SALARY,DEPARTMENT_ID,JOINING_DATE</w:t>
+              <w:t>EMPLOYEE_</w:t>
+            </w:r>
+            <w:proofErr w:type="gramStart"/>
+            <w:r>
+              <w:rPr>
+                <w:color w:val="2C2F34"/>
+                <w:sz w:val="20"/>
+                <w:szCs w:val="20"/>
+                <w:highlight w:val="white"/>
+              </w:rPr>
+              <w:t>ID,NAME</w:t>
+            </w:r>
+            <w:proofErr w:type="gramEnd"/>
+            <w:r>
+              <w:rPr>
+                <w:color w:val="2C2F34"/>
+                <w:sz w:val="20"/>
+                <w:szCs w:val="20"/>
+                <w:highlight w:val="white"/>
+              </w:rPr>
+              <w:t>,</w:t>
+            </w:r>
+            <w:proofErr w:type="gramStart"/>
+            <w:r>
+              <w:rPr>
+                <w:color w:val="2C2F34"/>
+                <w:sz w:val="20"/>
+                <w:szCs w:val="20"/>
+                <w:highlight w:val="white"/>
+              </w:rPr>
+              <w:t>SALARY,DEPARTMENT</w:t>
+            </w:r>
+            <w:proofErr w:type="gramEnd"/>
+            <w:r>
+              <w:rPr>
+                <w:color w:val="2C2F34"/>
+                <w:sz w:val="20"/>
+                <w:szCs w:val="20"/>
+                <w:highlight w:val="white"/>
+              </w:rPr>
+              <w:t>_</w:t>
+            </w:r>
+            <w:proofErr w:type="gramStart"/>
+            <w:r>
+              <w:rPr>
+                <w:color w:val="2C2F34"/>
+                <w:sz w:val="20"/>
+                <w:szCs w:val="20"/>
+                <w:highlight w:val="white"/>
+              </w:rPr>
+              <w:t>ID,JOINING</w:t>
+            </w:r>
+            <w:proofErr w:type="gramEnd"/>
+            <w:r>
+              <w:rPr>
+                <w:color w:val="2C2F34"/>
+                <w:sz w:val="20"/>
+                <w:szCs w:val="20"/>
+                <w:highlight w:val="white"/>
+              </w:rPr>
+              <w:t>_DATE</w:t>
             </w:r>
           </w:p>
           <w:p>
@@ -93,7 +131,7 @@
               <w:widowControl w:val="0"/>
               <w:spacing w:line="240" w:lineRule="auto"/>
               <w:rPr>
-                <w:color w:val="2c2f34"/>
+                <w:color w:val="2C2F34"/>
                 <w:sz w:val="20"/>
                 <w:szCs w:val="20"/>
                 <w:highlight w:val="white"/>
@@ -101,13 +139,12 @@
             </w:pPr>
             <w:r>
               <w:rPr>
-                <w:color w:val="2c2f34"/>
+                <w:color w:val="2C2F34"/>
                 <w:sz w:val="20"/>
                 <w:szCs w:val="20"/>
                 <w:highlight w:val="white"/>
-                <w:rtl w:val="0"/>
               </w:rPr>
-              <w:t xml:space="preserve">100,'Jennifer',4400,10,'2017-01-05'</w:t>
+              <w:t>100,'Jennifer',4400,10,'2017-01-05'</w:t>
             </w:r>
           </w:p>
           <w:p>
@@ -115,7 +152,7 @@
               <w:widowControl w:val="0"/>
               <w:spacing w:line="240" w:lineRule="auto"/>
               <w:rPr>
-                <w:color w:val="2c2f34"/>
+                <w:color w:val="2C2F34"/>
                 <w:sz w:val="20"/>
                 <w:szCs w:val="20"/>
                 <w:highlight w:val="white"/>
@@ -123,13 +160,12 @@
             </w:pPr>
             <w:r>
               <w:rPr>
-                <w:color w:val="2c2f34"/>
+                <w:color w:val="2C2F34"/>
                 <w:sz w:val="20"/>
                 <w:szCs w:val="20"/>
                 <w:highlight w:val="white"/>
-                <w:rtl w:val="0"/>
               </w:rPr>
-              <w:t xml:space="preserve">101,'Michael',13000,10,'2018-08-24'</w:t>
+              <w:t>101,'Michael',13000,10,'2018-08-24'</w:t>
             </w:r>
           </w:p>
           <w:p>
@@ -137,7 +173,7 @@
               <w:widowControl w:val="0"/>
               <w:spacing w:line="240" w:lineRule="auto"/>
               <w:rPr>
-                <w:color w:val="2c2f34"/>
+                <w:color w:val="2C2F34"/>
                 <w:sz w:val="20"/>
                 <w:szCs w:val="20"/>
                 <w:highlight w:val="white"/>
@@ -145,13 +181,12 @@
             </w:pPr>
             <w:r>
               <w:rPr>
-                <w:color w:val="2c2f34"/>
+                <w:color w:val="2C2F34"/>
                 <w:sz w:val="20"/>
                 <w:szCs w:val="20"/>
                 <w:highlight w:val="white"/>
-                <w:rtl w:val="0"/>
               </w:rPr>
-              <w:t xml:space="preserve">102,'Pat',6000,10,'2018-12-10'</w:t>
+              <w:t>102,'Pat',6000,10,'2018-12-10'</w:t>
             </w:r>
           </w:p>
           <w:p>
@@ -159,7 +194,7 @@
               <w:widowControl w:val="0"/>
               <w:spacing w:line="240" w:lineRule="auto"/>
               <w:rPr>
-                <w:color w:val="2c2f34"/>
+                <w:color w:val="2C2F34"/>
                 <w:sz w:val="20"/>
                 <w:szCs w:val="20"/>
                 <w:highlight w:val="white"/>
@@ -167,13 +202,12 @@
             </w:pPr>
             <w:r>
               <w:rPr>
-                <w:color w:val="2c2f34"/>
+                <w:color w:val="2C2F34"/>
                 <w:sz w:val="20"/>
                 <w:szCs w:val="20"/>
                 <w:highlight w:val="white"/>
-                <w:rtl w:val="0"/>
               </w:rPr>
-              <w:t xml:space="preserve">103,'Den', 11000,20,'2019-02-17'</w:t>
+              <w:t>103,'Den', 11000,20,'2019-02-17'</w:t>
             </w:r>
           </w:p>
           <w:p>
@@ -181,7 +215,7 @@
               <w:widowControl w:val="0"/>
               <w:spacing w:line="240" w:lineRule="auto"/>
               <w:rPr>
-                <w:color w:val="2c2f34"/>
+                <w:color w:val="2C2F34"/>
                 <w:sz w:val="20"/>
                 <w:szCs w:val="20"/>
                 <w:highlight w:val="white"/>
@@ -189,13 +223,12 @@
             </w:pPr>
             <w:r>
               <w:rPr>
-                <w:color w:val="2c2f34"/>
+                <w:color w:val="2C2F34"/>
                 <w:sz w:val="20"/>
                 <w:szCs w:val="20"/>
                 <w:highlight w:val="white"/>
-                <w:rtl w:val="0"/>
               </w:rPr>
-              <w:t xml:space="preserve">104,'Alexander',3100,20,'2019-07-01'</w:t>
+              <w:t>104,'Alexander',3100,20,'2019-07-01'</w:t>
             </w:r>
           </w:p>
           <w:p>
@@ -203,7 +236,7 @@
               <w:widowControl w:val="0"/>
               <w:spacing w:line="240" w:lineRule="auto"/>
               <w:rPr>
-                <w:color w:val="2c2f34"/>
+                <w:color w:val="2C2F34"/>
                 <w:sz w:val="20"/>
                 <w:szCs w:val="20"/>
                 <w:highlight w:val="white"/>
@@ -211,13 +244,12 @@
             </w:pPr>
             <w:r>
               <w:rPr>
-                <w:color w:val="2c2f34"/>
+                <w:color w:val="2C2F34"/>
                 <w:sz w:val="20"/>
                 <w:szCs w:val="20"/>
                 <w:highlight w:val="white"/>
-                <w:rtl w:val="0"/>
               </w:rPr>
-              <w:t xml:space="preserve">105,'Shelli',2900,20,'2020-04-22'</w:t>
+              <w:t>105,'Shelli',2900,20,'2020-04-22'</w:t>
             </w:r>
           </w:p>
           <w:p>
@@ -225,7 +257,7 @@
               <w:widowControl w:val="0"/>
               <w:spacing w:line="240" w:lineRule="auto"/>
               <w:rPr>
-                <w:color w:val="2c2f34"/>
+                <w:color w:val="2C2F34"/>
                 <w:sz w:val="20"/>
                 <w:szCs w:val="20"/>
                 <w:highlight w:val="white"/>
@@ -233,13 +265,12 @@
             </w:pPr>
             <w:r>
               <w:rPr>
-                <w:color w:val="2c2f34"/>
+                <w:color w:val="2C2F34"/>
                 <w:sz w:val="20"/>
                 <w:szCs w:val="20"/>
                 <w:highlight w:val="white"/>
-                <w:rtl w:val="0"/>
               </w:rPr>
-              <w:t xml:space="preserve">106,'Sigal',2800,30,'2020-09-05'</w:t>
+              <w:t>106,'Sigal',2800,30,'2020-09-05'</w:t>
             </w:r>
           </w:p>
           <w:p>
@@ -247,7 +278,7 @@
               <w:widowControl w:val="0"/>
               <w:spacing w:line="240" w:lineRule="auto"/>
               <w:rPr>
-                <w:color w:val="2c2f34"/>
+                <w:color w:val="2C2F34"/>
                 <w:sz w:val="20"/>
                 <w:szCs w:val="20"/>
                 <w:highlight w:val="white"/>
@@ -255,13 +286,12 @@
             </w:pPr>
             <w:r>
               <w:rPr>
-                <w:color w:val="2c2f34"/>
+                <w:color w:val="2C2F34"/>
                 <w:sz w:val="20"/>
                 <w:szCs w:val="20"/>
                 <w:highlight w:val="white"/>
-                <w:rtl w:val="0"/>
               </w:rPr>
-              <w:t xml:space="preserve">107,'Guy',2600,30,'2021-05-25'</w:t>
+              <w:t>107,'Guy',2600,30,'2021-05-25'</w:t>
             </w:r>
           </w:p>
           <w:p>
@@ -269,7 +299,7 @@
               <w:widowControl w:val="0"/>
               <w:spacing w:line="240" w:lineRule="auto"/>
               <w:rPr>
-                <w:color w:val="2c2f34"/>
+                <w:color w:val="2C2F34"/>
                 <w:sz w:val="20"/>
                 <w:szCs w:val="20"/>
                 <w:highlight w:val="white"/>
@@ -277,53 +307,34 @@
             </w:pPr>
             <w:r>
               <w:rPr>
-                <w:color w:val="2c2f34"/>
+                <w:color w:val="2C2F34"/>
                 <w:sz w:val="20"/>
                 <w:szCs w:val="20"/>
                 <w:highlight w:val="white"/>
-                <w:rtl w:val="0"/>
               </w:rPr>
-              <w:t xml:space="preserve">108,'Karen',2500,30,'2021-12-21'</w:t>
+              <w:t>108,'Karen',2500,30,'2021-12-21'</w:t>
             </w:r>
           </w:p>
           <w:p>
             <w:pPr>
-              <w:keepNext w:val="0"/>
-              <w:keepLines w:val="0"/>
-              <w:pageBreakBefore w:val="0"/>
               <w:widowControl w:val="0"/>
               <w:pBdr>
-                <w:top w:space="0" w:sz="0" w:val="nil"/>
-                <w:left w:space="0" w:sz="0" w:val="nil"/>
-                <w:bottom w:space="0" w:sz="0" w:val="nil"/>
-                <w:right w:space="0" w:sz="0" w:val="nil"/>
-                <w:between w:space="0" w:sz="0" w:val="nil"/>
+                <w:top w:val="nil"/>
+                <w:left w:val="nil"/>
+                <w:bottom w:val="nil"/>
+                <w:right w:val="nil"/>
+                <w:between w:val="nil"/>
               </w:pBdr>
-              <w:shd w:fill="auto" w:val="clear"/>
-              <w:spacing w:after="0" w:before="0" w:line="240" w:lineRule="auto"/>
-              <w:ind w:left="0" w:right="0" w:firstLine="0"/>
-              <w:jc w:val="left"/>
-              <w:rPr/>
+              <w:spacing w:line="240" w:lineRule="auto"/>
             </w:pPr>
-            <w:r>
-              <w:rPr>
-                <w:rtl w:val="0"/>
-              </w:rPr>
-            </w:r>
           </w:p>
         </w:tc>
       </w:tr>
     </w:tbl>
     <w:p>
       <w:pPr>
-        <w:ind w:left="720" w:firstLine="0"/>
-        <w:rPr/>
-      </w:pPr>
-      <w:r>
-        <w:rPr>
-          <w:rtl w:val="0"/>
-        </w:rPr>
-      </w:r>
+        <w:ind w:left="720"/>
+      </w:pPr>
     </w:p>
     <w:p>
       <w:pPr>
@@ -331,38 +342,34 @@
           <w:ilvl w:val="0"/>
           <w:numId w:val="1"/>
         </w:numPr>
-        <w:ind w:left="720" w:hanging="360"/>
-        <w:rPr>
-          <w:u w:val="none"/>
-        </w:rPr>
-      </w:pPr>
-      <w:r>
-        <w:rPr>
-          <w:rtl w:val="0"/>
-        </w:rPr>
-        <w:t xml:space="preserve">Create an Employee  table in database </w:t>
-      </w:r>
-      <w:r>
-        <w:rPr>
-          <w:b w:val="1"/>
-          <w:bCs w:val="1"/>
-          <w:rtl w:val="0"/>
-        </w:rPr>
-        <w:t xml:space="preserve">bootcamp</w:t>
-      </w:r>
-      <w:r>
-        <w:rPr>
-          <w:rtl w:val="0"/>
-        </w:rPr>
+      </w:pPr>
+      <w:r>
+        <w:t xml:space="preserve">Create an </w:t>
+      </w:r>
+      <w:proofErr w:type="gramStart"/>
+      <w:r>
+        <w:t>Employee  table</w:t>
+      </w:r>
+      <w:proofErr w:type="gramEnd"/>
+      <w:r>
+        <w:t xml:space="preserve"> in database </w:t>
+      </w:r>
+      <w:r>
+        <w:rPr>
+          <w:b/>
+          <w:bCs/>
+        </w:rPr>
+        <w:t>bootcamp</w:t>
+      </w:r>
+      <w:r>
         <w:t xml:space="preserve"> and in schema </w:t>
       </w:r>
       <w:r>
         <w:rPr>
-          <w:b w:val="1"/>
-          <w:bCs w:val="1"/>
-          <w:rtl w:val="0"/>
-        </w:rPr>
-        <w:t xml:space="preserve">snow.</w:t>
+          <w:b/>
+          <w:bCs/>
+        </w:rPr>
+        <w:t>snow.</w:t>
       </w:r>
     </w:p>
     <w:p>
@@ -371,17 +378,12 @@
           <w:ilvl w:val="1"/>
           <w:numId w:val="1"/>
         </w:numPr>
-        <w:ind w:left="1440" w:hanging="360"/>
-        <w:rPr>
-          <w:u w:val="none"/>
-        </w:rPr>
-      </w:pPr>
-      <w:r>
-        <w:rPr>
-          <w:rtl w:val="0"/>
-        </w:rPr>
-        <w:t xml:space="preserve">Requirements :</w:t>
-      </w:r>
+      </w:pPr>
+      <w:proofErr w:type="gramStart"/>
+      <w:r>
+        <w:t>Requirements :</w:t>
+      </w:r>
+      <w:proofErr w:type="gramEnd"/>
     </w:p>
     <w:p>
       <w:pPr>
@@ -389,16 +391,9 @@
           <w:ilvl w:val="2"/>
           <w:numId w:val="1"/>
         </w:numPr>
-        <w:ind w:left="2160" w:hanging="360"/>
-        <w:rPr>
-          <w:u w:val="none"/>
-        </w:rPr>
-      </w:pPr>
-      <w:r>
-        <w:rPr>
-          <w:rtl w:val="0"/>
-        </w:rPr>
-        <w:t xml:space="preserve">Create a table with name as Employee on Employee.csv</w:t>
+      </w:pPr>
+      <w:r>
+        <w:t>Create a table with name as Employee on Employee.csv</w:t>
       </w:r>
     </w:p>
     <w:p>
@@ -407,31 +402,26 @@
           <w:ilvl w:val="2"/>
           <w:numId w:val="1"/>
         </w:numPr>
-        <w:ind w:left="2160" w:hanging="360"/>
-        <w:rPr>
-          <w:u w:val="none"/>
-        </w:rPr>
-      </w:pPr>
-      <w:r>
-        <w:rPr>
-          <w:rtl w:val="0"/>
-        </w:rPr>
-        <w:t xml:space="preserve">Copy data from snowflake Employee table to a output S3 dir</w:t>
-      </w:r>
-      <w:r>
-        <w:rPr>
-          <w:color w:val="2c2f34"/>
+      </w:pPr>
+      <w:r>
+        <w:t xml:space="preserve">Copy data from snowflake Employee table to </w:t>
+      </w:r>
+      <w:proofErr w:type="gramStart"/>
+      <w:r>
+        <w:t>a</w:t>
+      </w:r>
+      <w:proofErr w:type="gramEnd"/>
+      <w:r>
+        <w:t xml:space="preserve"> output S3 dir</w:t>
+      </w:r>
+      <w:r>
+        <w:rPr>
+          <w:color w:val="2C2F34"/>
           <w:sz w:val="20"/>
           <w:szCs w:val="20"/>
           <w:highlight w:val="white"/>
-          <w:rtl w:val="0"/>
-        </w:rPr>
-        <w:t xml:space="preserve">.</w:t>
-      </w:r>
-      <w:r>
-        <w:rPr>
-          <w:rtl w:val="0"/>
-        </w:rPr>
+        </w:rPr>
+        <w:t>.</w:t>
       </w:r>
     </w:p>
     <w:p>
@@ -440,15 +430,8 @@
           <w:ilvl w:val="1"/>
           <w:numId w:val="1"/>
         </w:numPr>
-        <w:ind w:left="1440" w:hanging="360"/>
-        <w:rPr>
-          <w:u w:val="none"/>
-        </w:rPr>
-      </w:pPr>
-      <w:r>
-        <w:rPr>
-          <w:rtl w:val="0"/>
-        </w:rPr>
+      </w:pPr>
+      <w:r>
         <w:t xml:space="preserve">Expectations - I want you to provide / submit followings </w:t>
       </w:r>
     </w:p>
@@ -458,16 +441,9 @@
           <w:ilvl w:val="2"/>
           <w:numId w:val="1"/>
         </w:numPr>
-        <w:ind w:left="2160" w:hanging="360"/>
-        <w:rPr>
-          <w:u w:val="none"/>
-        </w:rPr>
-      </w:pPr>
-      <w:r>
-        <w:rPr>
-          <w:rtl w:val="0"/>
-        </w:rPr>
-        <w:t xml:space="preserve">Commands to create table and load data.</w:t>
+      </w:pPr>
+      <w:r>
+        <w:t>Commands to create table and load data.</w:t>
       </w:r>
     </w:p>
     <w:p>
@@ -476,17 +452,15 @@
           <w:ilvl w:val="2"/>
           <w:numId w:val="1"/>
         </w:numPr>
-        <w:ind w:left="2160" w:hanging="360"/>
-        <w:rPr>
-          <w:u w:val="none"/>
-        </w:rPr>
-      </w:pPr>
-      <w:r>
-        <w:rPr>
-          <w:rtl w:val="0"/>
-        </w:rPr>
-        <w:t xml:space="preserve">Commands to copy data from snowflake table to s3 dir</w:t>
-      </w:r>
+      </w:pPr>
+      <w:r>
+        <w:t xml:space="preserve">Commands to copy data from snowflake table to s3 </w:t>
+      </w:r>
+      <w:proofErr w:type="spellStart"/>
+      <w:r>
+        <w:t>dir</w:t>
+      </w:r>
+      <w:proofErr w:type="spellEnd"/>
     </w:p>
     <w:p>
       <w:pPr>
@@ -494,35 +468,26 @@
           <w:ilvl w:val="0"/>
           <w:numId w:val="1"/>
         </w:numPr>
-        <w:ind w:left="720" w:hanging="360"/>
-      </w:pPr>
-      <w:r>
-        <w:rPr>
-          <w:rtl w:val="0"/>
-        </w:rPr>
+      </w:pPr>
+      <w:r>
         <w:t xml:space="preserve">Create a listing table in database </w:t>
       </w:r>
       <w:r>
         <w:rPr>
-          <w:b w:val="1"/>
-          <w:bCs w:val="1"/>
-          <w:rtl w:val="0"/>
-        </w:rPr>
-        <w:t xml:space="preserve">bootcamp</w:t>
-      </w:r>
-      <w:r>
-        <w:rPr>
-          <w:rtl w:val="0"/>
-        </w:rPr>
+          <w:b/>
+          <w:bCs/>
+        </w:rPr>
+        <w:t>bootcamp</w:t>
+      </w:r>
+      <w:r>
         <w:t xml:space="preserve"> and in schema </w:t>
       </w:r>
       <w:r>
         <w:rPr>
-          <w:b w:val="1"/>
-          <w:bCs w:val="1"/>
-          <w:rtl w:val="0"/>
-        </w:rPr>
-        <w:t xml:space="preserve">snow.</w:t>
+          <w:b/>
+          <w:bCs/>
+        </w:rPr>
+        <w:t>snow.</w:t>
       </w:r>
     </w:p>
     <w:p>
@@ -531,14 +496,12 @@
           <w:ilvl w:val="1"/>
           <w:numId w:val="1"/>
         </w:numPr>
-        <w:ind w:left="1440" w:hanging="360"/>
-      </w:pPr>
-      <w:r>
-        <w:rPr>
-          <w:rtl w:val="0"/>
-        </w:rPr>
-        <w:t xml:space="preserve">Requirements :</w:t>
-      </w:r>
+      </w:pPr>
+      <w:proofErr w:type="gramStart"/>
+      <w:r>
+        <w:t>Requirements :</w:t>
+      </w:r>
+      <w:proofErr w:type="gramEnd"/>
     </w:p>
     <w:p>
       <w:pPr>
@@ -546,13 +509,17 @@
           <w:ilvl w:val="2"/>
           <w:numId w:val="1"/>
         </w:numPr>
-        <w:ind w:left="2160" w:hanging="360"/>
-      </w:pPr>
-      <w:r>
-        <w:rPr>
-          <w:rtl w:val="0"/>
-        </w:rPr>
-        <w:t xml:space="preserve">Unload the data for the listing table from redshift to s3 in a parquet file. This data should be loaded in snowflake staging dir in a separate folder.</w:t>
+      </w:pPr>
+      <w:r>
+        <w:t xml:space="preserve">Unload the data for the listing table from redshift to s3 in a parquet file. This data should be loaded in snowflake staging </w:t>
+      </w:r>
+      <w:proofErr w:type="spellStart"/>
+      <w:r>
+        <w:t>dir</w:t>
+      </w:r>
+      <w:proofErr w:type="spellEnd"/>
+      <w:r>
+        <w:t xml:space="preserve"> in a separate folder.</w:t>
       </w:r>
     </w:p>
     <w:p>
@@ -561,13 +528,9 @@
           <w:ilvl w:val="2"/>
           <w:numId w:val="1"/>
         </w:numPr>
-        <w:ind w:left="2160" w:hanging="360"/>
-      </w:pPr>
-      <w:r>
-        <w:rPr>
-          <w:rtl w:val="0"/>
-        </w:rPr>
-        <w:t xml:space="preserve">Now create a listing table in snowflake on this unloaded data.</w:t>
+      </w:pPr>
+      <w:r>
+        <w:t>Now create a listing table in snowflake on this unloaded data.</w:t>
       </w:r>
     </w:p>
     <w:p>
@@ -576,16 +539,7 @@
           <w:ilvl w:val="2"/>
           <w:numId w:val="1"/>
         </w:numPr>
-        <w:ind w:left="2160" w:hanging="360"/>
-        <w:rPr>
-          <w:u w:val="none"/>
-        </w:rPr>
-      </w:pPr>
-      <w:r>
-        <w:rPr>
-          <w:rtl w:val="0"/>
-        </w:rPr>
-      </w:r>
+      </w:pPr>
     </w:p>
     <w:p>
       <w:pPr>
@@ -593,13 +547,9 @@
           <w:ilvl w:val="1"/>
           <w:numId w:val="1"/>
         </w:numPr>
-        <w:ind w:left="1440" w:hanging="360"/>
-      </w:pPr>
-      <w:r>
-        <w:rPr>
-          <w:rtl w:val="0"/>
-        </w:rPr>
-        <w:t xml:space="preserve">Expectations - I want you to provide / submit followings</w:t>
+      </w:pPr>
+      <w:r>
+        <w:t>Expectations - I want you to provide / submit followings</w:t>
       </w:r>
     </w:p>
     <w:p>
@@ -608,13 +558,9 @@
           <w:ilvl w:val="2"/>
           <w:numId w:val="1"/>
         </w:numPr>
-        <w:ind w:left="2160" w:hanging="360"/>
-      </w:pPr>
-      <w:r>
-        <w:rPr>
-          <w:rtl w:val="0"/>
-        </w:rPr>
-        <w:t xml:space="preserve">Redshift unload script.</w:t>
+      </w:pPr>
+      <w:r>
+        <w:t>Redshift unload script.</w:t>
       </w:r>
     </w:p>
     <w:p>
@@ -623,13 +569,9 @@
           <w:ilvl w:val="2"/>
           <w:numId w:val="1"/>
         </w:numPr>
-        <w:ind w:left="2160" w:hanging="360"/>
-      </w:pPr>
-      <w:r>
-        <w:rPr>
-          <w:rtl w:val="0"/>
-        </w:rPr>
-        <w:t xml:space="preserve">Copy command which will load the parquet data from s3 to snowflake table.</w:t>
+      </w:pPr>
+      <w:r>
+        <w:t>Copy command which will load the parquet data from s3 to snowflake table.</w:t>
       </w:r>
     </w:p>
     <w:p>
@@ -638,96 +580,1411 @@
           <w:ilvl w:val="2"/>
           <w:numId w:val="1"/>
         </w:numPr>
-        <w:ind w:left="2160" w:hanging="360"/>
-        <w:rPr>
-          <w:i w:val="1"/>
-          <w:iCs w:val="1"/>
-        </w:rPr>
-      </w:pPr>
-      <w:r>
-        <w:rPr>
-          <w:i w:val="1"/>
-          <w:iCs w:val="1"/>
-          <w:rtl w:val="0"/>
-        </w:rPr>
-        <w:t xml:space="preserve">Note : I want you to load the data in the snowflake table into the individual cells not as json records.</w:t>
-      </w:r>
-    </w:p>
-    <w:p>
-      <w:pPr>
-        <w:rPr>
-          <w:i w:val="1"/>
-          <w:iCs w:val="1"/>
-        </w:rPr>
-      </w:pPr>
-      <w:r>
-        <w:rPr>
-          <w:rtl w:val="0"/>
-        </w:rPr>
-      </w:r>
-    </w:p>
-    <w:p>
-      <w:pPr>
-        <w:rPr>
-          <w:i w:val="1"/>
-          <w:iCs w:val="1"/>
-        </w:rPr>
-      </w:pPr>
-      <w:r>
-        <w:rPr>
-          <w:rtl w:val="0"/>
-        </w:rPr>
-      </w:r>
-    </w:p>
-    <w:p>
-      <w:pPr>
-        <w:rPr>
-          <w:i w:val="1"/>
-          <w:iCs w:val="1"/>
-        </w:rPr>
-      </w:pPr>
-      <w:r>
-        <w:rPr>
-          <w:rtl w:val="0"/>
-        </w:rPr>
-      </w:r>
-    </w:p>
-    <w:p>
-      <w:pPr>
-        <w:rPr>
-          <w:i w:val="1"/>
-          <w:iCs w:val="1"/>
-        </w:rPr>
-      </w:pPr>
-      <w:r>
-        <w:rPr>
-          <w:rtl w:val="0"/>
-        </w:rPr>
-      </w:r>
-    </w:p>
-    <w:p>
-      <w:pPr>
-        <w:ind w:left="0" w:firstLine="0"/>
-        <w:rPr/>
-      </w:pPr>
-      <w:r>
-        <w:rPr>
-          <w:rtl w:val="0"/>
-        </w:rPr>
-      </w:r>
-    </w:p>
+        <w:rPr>
+          <w:i/>
+          <w:iCs/>
+        </w:rPr>
+      </w:pPr>
+      <w:proofErr w:type="gramStart"/>
+      <w:r>
+        <w:rPr>
+          <w:i/>
+          <w:iCs/>
+        </w:rPr>
+        <w:t>Note :</w:t>
+      </w:r>
+      <w:proofErr w:type="gramEnd"/>
+      <w:r>
+        <w:rPr>
+          <w:i/>
+          <w:iCs/>
+        </w:rPr>
+        <w:t xml:space="preserve"> I want you to load the data in the snowflake table into the individual cells not as </w:t>
+      </w:r>
+      <w:proofErr w:type="spellStart"/>
+      <w:r>
+        <w:rPr>
+          <w:i/>
+          <w:iCs/>
+        </w:rPr>
+        <w:t>json</w:t>
+      </w:r>
+      <w:proofErr w:type="spellEnd"/>
+      <w:r>
+        <w:rPr>
+          <w:i/>
+          <w:iCs/>
+        </w:rPr>
+        <w:t xml:space="preserve"> records.</w:t>
+      </w:r>
+    </w:p>
+    <w:p>
+      <w:pPr>
+        <w:rPr>
+          <w:i/>
+          <w:iCs/>
+        </w:rPr>
+      </w:pPr>
+    </w:p>
+    <w:p>
+      <w:pPr>
+        <w:pStyle w:val="ListParagraph"/>
+        <w:numPr>
+          <w:ilvl w:val="0"/>
+          <w:numId w:val="2"/>
+        </w:numPr>
+      </w:pPr>
+      <w:proofErr w:type="spellStart"/>
+      <w:r>
+        <w:t>i</w:t>
+      </w:r>
+      <w:proofErr w:type="spellEnd"/>
+      <w:r>
+        <w:t>.</w:t>
+      </w:r>
+    </w:p>
+    <w:p>
+      <w:pPr>
+        <w:pStyle w:val="ListParagraph"/>
+        <w:numPr>
+          <w:ilvl w:val="0"/>
+          <w:numId w:val="2"/>
+        </w:numPr>
+        <w:shd w:val="clear" w:color="auto" w:fill="22262E"/>
+        <w:spacing w:line="270" w:lineRule="atLeast"/>
+        <w:rPr>
+          <w:rFonts w:ascii="Menlo" w:eastAsia="Times New Roman" w:hAnsi="Menlo" w:cs="Menlo"/>
+          <w:color w:val="D6DEEB"/>
+          <w:sz w:val="18"/>
+          <w:szCs w:val="18"/>
+          <w:lang w:val="en-NP"/>
+        </w:rPr>
+      </w:pPr>
+      <w:r>
+        <w:rPr>
+          <w:rFonts w:ascii="Menlo" w:eastAsia="Times New Roman" w:hAnsi="Menlo" w:cs="Menlo"/>
+          <w:color w:val="D6DEEB"/>
+          <w:sz w:val="18"/>
+          <w:szCs w:val="18"/>
+          <w:lang w:val="en-NP"/>
+        </w:rPr>
+        <w:t>CREATE DATABASE IF NOT EXISTS bootcamp;</w:t>
+      </w:r>
+    </w:p>
+    <w:p>
+      <w:pPr>
+        <w:pStyle w:val="ListParagraph"/>
+        <w:numPr>
+          <w:ilvl w:val="0"/>
+          <w:numId w:val="2"/>
+        </w:numPr>
+        <w:shd w:val="clear" w:color="auto" w:fill="22262E"/>
+        <w:spacing w:line="270" w:lineRule="atLeast"/>
+        <w:rPr>
+          <w:rFonts w:ascii="Menlo" w:eastAsia="Times New Roman" w:hAnsi="Menlo" w:cs="Menlo"/>
+          <w:color w:val="D6DEEB"/>
+          <w:sz w:val="18"/>
+          <w:szCs w:val="18"/>
+          <w:lang w:val="en-NP"/>
+        </w:rPr>
+      </w:pPr>
+      <w:r>
+        <w:rPr>
+          <w:rFonts w:ascii="Menlo" w:eastAsia="Times New Roman" w:hAnsi="Menlo" w:cs="Menlo"/>
+          <w:color w:val="D6DEEB"/>
+          <w:sz w:val="18"/>
+          <w:szCs w:val="18"/>
+          <w:lang w:val="en-NP"/>
+        </w:rPr>
+        <w:t>USE DATABASE bootcamp;</w:t>
+      </w:r>
+    </w:p>
+    <w:p>
+      <w:pPr>
+        <w:pStyle w:val="ListParagraph"/>
+        <w:numPr>
+          <w:ilvl w:val="0"/>
+          <w:numId w:val="2"/>
+        </w:numPr>
+        <w:shd w:val="clear" w:color="auto" w:fill="22262E"/>
+        <w:spacing w:line="270" w:lineRule="atLeast"/>
+        <w:rPr>
+          <w:rFonts w:ascii="Menlo" w:eastAsia="Times New Roman" w:hAnsi="Menlo" w:cs="Menlo"/>
+          <w:color w:val="D6DEEB"/>
+          <w:sz w:val="18"/>
+          <w:szCs w:val="18"/>
+          <w:lang w:val="en-NP"/>
+        </w:rPr>
+      </w:pPr>
+    </w:p>
+    <w:p>
+      <w:pPr>
+        <w:pStyle w:val="ListParagraph"/>
+        <w:numPr>
+          <w:ilvl w:val="0"/>
+          <w:numId w:val="2"/>
+        </w:numPr>
+        <w:shd w:val="clear" w:color="auto" w:fill="22262E"/>
+        <w:spacing w:line="270" w:lineRule="atLeast"/>
+        <w:rPr>
+          <w:rFonts w:ascii="Menlo" w:eastAsia="Times New Roman" w:hAnsi="Menlo" w:cs="Menlo"/>
+          <w:color w:val="D6DEEB"/>
+          <w:sz w:val="18"/>
+          <w:szCs w:val="18"/>
+          <w:lang w:val="en-NP"/>
+        </w:rPr>
+      </w:pPr>
+      <w:r>
+        <w:rPr>
+          <w:rFonts w:ascii="Menlo" w:eastAsia="Times New Roman" w:hAnsi="Menlo" w:cs="Menlo"/>
+          <w:color w:val="D6DEEB"/>
+          <w:sz w:val="18"/>
+          <w:szCs w:val="18"/>
+          <w:lang w:val="en-NP"/>
+        </w:rPr>
+        <w:t>CREATE SCHEMA IF NOT EXISTS snow;</w:t>
+      </w:r>
+    </w:p>
+    <w:p>
+      <w:pPr>
+        <w:pStyle w:val="ListParagraph"/>
+        <w:numPr>
+          <w:ilvl w:val="0"/>
+          <w:numId w:val="2"/>
+        </w:numPr>
+        <w:shd w:val="clear" w:color="auto" w:fill="22262E"/>
+        <w:spacing w:line="270" w:lineRule="atLeast"/>
+        <w:rPr>
+          <w:rFonts w:ascii="Menlo" w:eastAsia="Times New Roman" w:hAnsi="Menlo" w:cs="Menlo"/>
+          <w:color w:val="D6DEEB"/>
+          <w:sz w:val="18"/>
+          <w:szCs w:val="18"/>
+          <w:lang w:val="en-NP"/>
+        </w:rPr>
+      </w:pPr>
+      <w:r>
+        <w:rPr>
+          <w:rFonts w:ascii="Menlo" w:eastAsia="Times New Roman" w:hAnsi="Menlo" w:cs="Menlo"/>
+          <w:color w:val="D6DEEB"/>
+          <w:sz w:val="18"/>
+          <w:szCs w:val="18"/>
+          <w:lang w:val="en-NP"/>
+        </w:rPr>
+        <w:t>USE SCHEMA snow;</w:t>
+      </w:r>
+    </w:p>
+    <w:p>
+      <w:pPr>
+        <w:pStyle w:val="ListParagraph"/>
+        <w:numPr>
+          <w:ilvl w:val="0"/>
+          <w:numId w:val="2"/>
+        </w:numPr>
+        <w:shd w:val="clear" w:color="auto" w:fill="22262E"/>
+        <w:spacing w:line="270" w:lineRule="atLeast"/>
+        <w:rPr>
+          <w:rFonts w:ascii="Menlo" w:eastAsia="Times New Roman" w:hAnsi="Menlo" w:cs="Menlo"/>
+          <w:color w:val="D6DEEB"/>
+          <w:sz w:val="18"/>
+          <w:szCs w:val="18"/>
+          <w:lang w:val="en-NP"/>
+        </w:rPr>
+      </w:pPr>
+    </w:p>
+    <w:p>
+      <w:pPr>
+        <w:pStyle w:val="ListParagraph"/>
+        <w:numPr>
+          <w:ilvl w:val="0"/>
+          <w:numId w:val="2"/>
+        </w:numPr>
+        <w:shd w:val="clear" w:color="auto" w:fill="22262E"/>
+        <w:spacing w:line="270" w:lineRule="atLeast"/>
+        <w:rPr>
+          <w:rFonts w:ascii="Menlo" w:eastAsia="Times New Roman" w:hAnsi="Menlo" w:cs="Menlo"/>
+          <w:color w:val="D6DEEB"/>
+          <w:sz w:val="18"/>
+          <w:szCs w:val="18"/>
+          <w:lang w:val="en-NP"/>
+        </w:rPr>
+      </w:pPr>
+      <w:r>
+        <w:rPr>
+          <w:rFonts w:ascii="Menlo" w:eastAsia="Times New Roman" w:hAnsi="Menlo" w:cs="Menlo"/>
+          <w:color w:val="D6DEEB"/>
+          <w:sz w:val="18"/>
+          <w:szCs w:val="18"/>
+          <w:lang w:val="en-NP"/>
+        </w:rPr>
+        <w:t>create table Employee (</w:t>
+      </w:r>
+    </w:p>
+    <w:p>
+      <w:pPr>
+        <w:pStyle w:val="ListParagraph"/>
+        <w:numPr>
+          <w:ilvl w:val="0"/>
+          <w:numId w:val="2"/>
+        </w:numPr>
+        <w:shd w:val="clear" w:color="auto" w:fill="22262E"/>
+        <w:spacing w:line="270" w:lineRule="atLeast"/>
+        <w:rPr>
+          <w:rFonts w:ascii="Menlo" w:eastAsia="Times New Roman" w:hAnsi="Menlo" w:cs="Menlo"/>
+          <w:color w:val="D6DEEB"/>
+          <w:sz w:val="18"/>
+          <w:szCs w:val="18"/>
+          <w:lang w:val="en-NP"/>
+        </w:rPr>
+      </w:pPr>
+      <w:r>
+        <w:rPr>
+          <w:rFonts w:ascii="Menlo" w:eastAsia="Times New Roman" w:hAnsi="Menlo" w:cs="Menlo"/>
+          <w:color w:val="D6DEEB"/>
+          <w:sz w:val="18"/>
+          <w:szCs w:val="18"/>
+          <w:lang w:val="en-NP"/>
+        </w:rPr>
+        <w:t xml:space="preserve">    EMPLOYEE_ID INT, </w:t>
+      </w:r>
+    </w:p>
+    <w:p>
+      <w:pPr>
+        <w:pStyle w:val="ListParagraph"/>
+        <w:numPr>
+          <w:ilvl w:val="0"/>
+          <w:numId w:val="2"/>
+        </w:numPr>
+        <w:shd w:val="clear" w:color="auto" w:fill="22262E"/>
+        <w:spacing w:line="270" w:lineRule="atLeast"/>
+        <w:rPr>
+          <w:rFonts w:ascii="Menlo" w:eastAsia="Times New Roman" w:hAnsi="Menlo" w:cs="Menlo"/>
+          <w:color w:val="D6DEEB"/>
+          <w:sz w:val="18"/>
+          <w:szCs w:val="18"/>
+          <w:lang w:val="en-NP"/>
+        </w:rPr>
+      </w:pPr>
+      <w:r>
+        <w:rPr>
+          <w:rFonts w:ascii="Menlo" w:eastAsia="Times New Roman" w:hAnsi="Menlo" w:cs="Menlo"/>
+          <w:color w:val="D6DEEB"/>
+          <w:sz w:val="18"/>
+          <w:szCs w:val="18"/>
+          <w:lang w:val="en-NP"/>
+        </w:rPr>
+        <w:t xml:space="preserve">    NAME VARCHAR(50),</w:t>
+      </w:r>
+    </w:p>
+    <w:p>
+      <w:pPr>
+        <w:pStyle w:val="ListParagraph"/>
+        <w:numPr>
+          <w:ilvl w:val="0"/>
+          <w:numId w:val="2"/>
+        </w:numPr>
+        <w:shd w:val="clear" w:color="auto" w:fill="22262E"/>
+        <w:spacing w:line="270" w:lineRule="atLeast"/>
+        <w:rPr>
+          <w:rFonts w:ascii="Menlo" w:eastAsia="Times New Roman" w:hAnsi="Menlo" w:cs="Menlo"/>
+          <w:color w:val="D6DEEB"/>
+          <w:sz w:val="18"/>
+          <w:szCs w:val="18"/>
+          <w:lang w:val="en-NP"/>
+        </w:rPr>
+      </w:pPr>
+      <w:r>
+        <w:rPr>
+          <w:rFonts w:ascii="Menlo" w:eastAsia="Times New Roman" w:hAnsi="Menlo" w:cs="Menlo"/>
+          <w:color w:val="D6DEEB"/>
+          <w:sz w:val="18"/>
+          <w:szCs w:val="18"/>
+          <w:lang w:val="en-NP"/>
+        </w:rPr>
+        <w:t xml:space="preserve">    SALARY INT,</w:t>
+      </w:r>
+    </w:p>
+    <w:p>
+      <w:pPr>
+        <w:pStyle w:val="ListParagraph"/>
+        <w:numPr>
+          <w:ilvl w:val="0"/>
+          <w:numId w:val="2"/>
+        </w:numPr>
+        <w:shd w:val="clear" w:color="auto" w:fill="22262E"/>
+        <w:spacing w:line="270" w:lineRule="atLeast"/>
+        <w:rPr>
+          <w:rFonts w:ascii="Menlo" w:eastAsia="Times New Roman" w:hAnsi="Menlo" w:cs="Menlo"/>
+          <w:color w:val="D6DEEB"/>
+          <w:sz w:val="18"/>
+          <w:szCs w:val="18"/>
+          <w:lang w:val="en-NP"/>
+        </w:rPr>
+      </w:pPr>
+      <w:r>
+        <w:rPr>
+          <w:rFonts w:ascii="Menlo" w:eastAsia="Times New Roman" w:hAnsi="Menlo" w:cs="Menlo"/>
+          <w:color w:val="D6DEEB"/>
+          <w:sz w:val="18"/>
+          <w:szCs w:val="18"/>
+          <w:lang w:val="en-NP"/>
+        </w:rPr>
+        <w:t xml:space="preserve">    DEPARTMENT_ID INT, </w:t>
+      </w:r>
+    </w:p>
+    <w:p>
+      <w:pPr>
+        <w:pStyle w:val="ListParagraph"/>
+        <w:numPr>
+          <w:ilvl w:val="0"/>
+          <w:numId w:val="2"/>
+        </w:numPr>
+        <w:shd w:val="clear" w:color="auto" w:fill="22262E"/>
+        <w:spacing w:line="270" w:lineRule="atLeast"/>
+        <w:rPr>
+          <w:rFonts w:ascii="Menlo" w:eastAsia="Times New Roman" w:hAnsi="Menlo" w:cs="Menlo"/>
+          <w:color w:val="D6DEEB"/>
+          <w:sz w:val="18"/>
+          <w:szCs w:val="18"/>
+          <w:lang w:val="en-NP"/>
+        </w:rPr>
+      </w:pPr>
+      <w:r>
+        <w:rPr>
+          <w:rFonts w:ascii="Menlo" w:eastAsia="Times New Roman" w:hAnsi="Menlo" w:cs="Menlo"/>
+          <w:color w:val="D6DEEB"/>
+          <w:sz w:val="18"/>
+          <w:szCs w:val="18"/>
+          <w:lang w:val="en-NP"/>
+        </w:rPr>
+        <w:t xml:space="preserve">    JOINING_DATE DATE</w:t>
+      </w:r>
+    </w:p>
+    <w:p>
+      <w:pPr>
+        <w:pStyle w:val="ListParagraph"/>
+        <w:numPr>
+          <w:ilvl w:val="0"/>
+          <w:numId w:val="2"/>
+        </w:numPr>
+        <w:shd w:val="clear" w:color="auto" w:fill="22262E"/>
+        <w:spacing w:line="270" w:lineRule="atLeast"/>
+        <w:rPr>
+          <w:rFonts w:ascii="Menlo" w:eastAsia="Times New Roman" w:hAnsi="Menlo" w:cs="Menlo"/>
+          <w:color w:val="D6DEEB"/>
+          <w:sz w:val="18"/>
+          <w:szCs w:val="18"/>
+          <w:lang w:val="en-NP"/>
+        </w:rPr>
+      </w:pPr>
+      <w:r>
+        <w:rPr>
+          <w:rFonts w:ascii="Menlo" w:eastAsia="Times New Roman" w:hAnsi="Menlo" w:cs="Menlo"/>
+          <w:color w:val="D6DEEB"/>
+          <w:sz w:val="18"/>
+          <w:szCs w:val="18"/>
+          <w:lang w:val="en-NP"/>
+        </w:rPr>
+        <w:t>)</w:t>
+      </w:r>
+    </w:p>
+    <w:p>
+      <w:pPr>
+        <w:pStyle w:val="ListParagraph"/>
+        <w:numPr>
+          <w:ilvl w:val="0"/>
+          <w:numId w:val="2"/>
+        </w:numPr>
+        <w:shd w:val="clear" w:color="auto" w:fill="22262E"/>
+        <w:spacing w:line="270" w:lineRule="atLeast"/>
+        <w:rPr>
+          <w:rFonts w:ascii="Menlo" w:eastAsia="Times New Roman" w:hAnsi="Menlo" w:cs="Menlo"/>
+          <w:color w:val="D6DEEB"/>
+          <w:sz w:val="18"/>
+          <w:szCs w:val="18"/>
+          <w:lang w:val="en-NP"/>
+        </w:rPr>
+      </w:pPr>
+    </w:p>
+    <w:p>
+      <w:pPr>
+        <w:pStyle w:val="ListParagraph"/>
+        <w:numPr>
+          <w:ilvl w:val="0"/>
+          <w:numId w:val="2"/>
+        </w:numPr>
+        <w:shd w:val="clear" w:color="auto" w:fill="22262E"/>
+        <w:spacing w:line="270" w:lineRule="atLeast"/>
+        <w:rPr>
+          <w:rFonts w:ascii="Menlo" w:eastAsia="Times New Roman" w:hAnsi="Menlo" w:cs="Menlo"/>
+          <w:color w:val="D6DEEB"/>
+          <w:sz w:val="18"/>
+          <w:szCs w:val="18"/>
+          <w:lang w:val="en-NP"/>
+        </w:rPr>
+      </w:pPr>
+      <w:r>
+        <w:rPr>
+          <w:rFonts w:ascii="Menlo" w:eastAsia="Times New Roman" w:hAnsi="Menlo" w:cs="Menlo"/>
+          <w:color w:val="D6DEEB"/>
+          <w:sz w:val="18"/>
+          <w:szCs w:val="18"/>
+          <w:lang w:val="en-NP"/>
+        </w:rPr>
+        <w:lastRenderedPageBreak/>
+        <w:t>copy into EMPLOYEE from @S3_STAGE/data/employee.csv</w:t>
+      </w:r>
+    </w:p>
+    <w:p>
+      <w:pPr>
+        <w:pStyle w:val="ListParagraph"/>
+        <w:numPr>
+          <w:ilvl w:val="0"/>
+          <w:numId w:val="2"/>
+        </w:numPr>
+        <w:shd w:val="clear" w:color="auto" w:fill="22262E"/>
+        <w:spacing w:line="270" w:lineRule="atLeast"/>
+        <w:rPr>
+          <w:rFonts w:ascii="Menlo" w:eastAsia="Times New Roman" w:hAnsi="Menlo" w:cs="Menlo"/>
+          <w:color w:val="D6DEEB"/>
+          <w:sz w:val="18"/>
+          <w:szCs w:val="18"/>
+          <w:lang w:val="en-NP"/>
+        </w:rPr>
+      </w:pPr>
+      <w:r>
+        <w:rPr>
+          <w:rFonts w:ascii="Menlo" w:eastAsia="Times New Roman" w:hAnsi="Menlo" w:cs="Menlo"/>
+          <w:color w:val="D6DEEB"/>
+          <w:sz w:val="18"/>
+          <w:szCs w:val="18"/>
+          <w:lang w:val="en-NP"/>
+        </w:rPr>
+        <w:t>FILE_FORMAT=(TYPE= 'CSV')</w:t>
+      </w:r>
+    </w:p>
+    <w:p>
+      <w:pPr>
+        <w:pStyle w:val="ListParagraph"/>
+        <w:numPr>
+          <w:ilvl w:val="0"/>
+          <w:numId w:val="2"/>
+        </w:numPr>
+        <w:shd w:val="clear" w:color="auto" w:fill="22262E"/>
+        <w:spacing w:line="270" w:lineRule="atLeast"/>
+        <w:rPr>
+          <w:rFonts w:ascii="Menlo" w:eastAsia="Times New Roman" w:hAnsi="Menlo" w:cs="Menlo"/>
+          <w:color w:val="D6DEEB"/>
+          <w:sz w:val="18"/>
+          <w:szCs w:val="18"/>
+          <w:lang w:val="en-NP"/>
+        </w:rPr>
+      </w:pPr>
+      <w:r>
+        <w:rPr>
+          <w:rFonts w:ascii="Menlo" w:eastAsia="Times New Roman" w:hAnsi="Menlo" w:cs="Menlo"/>
+          <w:color w:val="D6DEEB"/>
+          <w:sz w:val="18"/>
+          <w:szCs w:val="18"/>
+          <w:lang w:val="en-NP"/>
+        </w:rPr>
+        <w:t>PATTERN= '.*.csv';</w:t>
+      </w:r>
+    </w:p>
+    <w:p/>
+    <w:p>
+      <w:pPr>
+        <w:pStyle w:val="ListParagraph"/>
+        <w:numPr>
+          <w:ilvl w:val="0"/>
+          <w:numId w:val="3"/>
+        </w:numPr>
+      </w:pPr>
+      <w:proofErr w:type="spellStart"/>
+      <w:r>
+        <w:t>Ii</w:t>
+      </w:r>
+      <w:proofErr w:type="spellEnd"/>
+      <w:r>
+        <w:t>.</w:t>
+      </w:r>
+    </w:p>
+    <w:p>
+      <w:pPr>
+        <w:pStyle w:val="ListParagraph"/>
+        <w:numPr>
+          <w:ilvl w:val="0"/>
+          <w:numId w:val="3"/>
+        </w:numPr>
+        <w:shd w:val="clear" w:color="auto" w:fill="22262E"/>
+        <w:spacing w:line="270" w:lineRule="atLeast"/>
+        <w:rPr>
+          <w:rFonts w:ascii="Menlo" w:eastAsia="Times New Roman" w:hAnsi="Menlo" w:cs="Menlo"/>
+          <w:color w:val="D6DEEB"/>
+          <w:sz w:val="18"/>
+          <w:szCs w:val="18"/>
+          <w:lang w:val="en-NP"/>
+        </w:rPr>
+      </w:pPr>
+      <w:r>
+        <w:rPr>
+          <w:rFonts w:ascii="Menlo" w:eastAsia="Times New Roman" w:hAnsi="Menlo" w:cs="Menlo"/>
+          <w:color w:val="D6DEEB"/>
+          <w:sz w:val="18"/>
+          <w:szCs w:val="18"/>
+          <w:lang w:val="en-NP"/>
+        </w:rPr>
+        <w:t>COPY INTO @S3_STAGE_ASSESSMENT/employee_output/Employee_</w:t>
+      </w:r>
+    </w:p>
+    <w:p>
+      <w:pPr>
+        <w:pStyle w:val="ListParagraph"/>
+        <w:numPr>
+          <w:ilvl w:val="0"/>
+          <w:numId w:val="3"/>
+        </w:numPr>
+        <w:shd w:val="clear" w:color="auto" w:fill="22262E"/>
+        <w:spacing w:line="270" w:lineRule="atLeast"/>
+        <w:rPr>
+          <w:rFonts w:ascii="Menlo" w:eastAsia="Times New Roman" w:hAnsi="Menlo" w:cs="Menlo"/>
+          <w:color w:val="D6DEEB"/>
+          <w:sz w:val="18"/>
+          <w:szCs w:val="18"/>
+          <w:lang w:val="en-NP"/>
+        </w:rPr>
+      </w:pPr>
+      <w:r>
+        <w:rPr>
+          <w:rFonts w:ascii="Menlo" w:eastAsia="Times New Roman" w:hAnsi="Menlo" w:cs="Menlo"/>
+          <w:color w:val="D6DEEB"/>
+          <w:sz w:val="18"/>
+          <w:szCs w:val="18"/>
+          <w:lang w:val="en-NP"/>
+        </w:rPr>
+        <w:t>FROM EMPLOYEE</w:t>
+      </w:r>
+    </w:p>
+    <w:p>
+      <w:pPr>
+        <w:pStyle w:val="ListParagraph"/>
+        <w:numPr>
+          <w:ilvl w:val="0"/>
+          <w:numId w:val="3"/>
+        </w:numPr>
+        <w:shd w:val="clear" w:color="auto" w:fill="22262E"/>
+        <w:spacing w:line="270" w:lineRule="atLeast"/>
+        <w:rPr>
+          <w:rFonts w:ascii="Menlo" w:eastAsia="Times New Roman" w:hAnsi="Menlo" w:cs="Menlo"/>
+          <w:color w:val="D6DEEB"/>
+          <w:sz w:val="18"/>
+          <w:szCs w:val="18"/>
+          <w:lang w:val="en-NP"/>
+        </w:rPr>
+      </w:pPr>
+      <w:r>
+        <w:rPr>
+          <w:rFonts w:ascii="Menlo" w:eastAsia="Times New Roman" w:hAnsi="Menlo" w:cs="Menlo"/>
+          <w:color w:val="D6DEEB"/>
+          <w:sz w:val="18"/>
+          <w:szCs w:val="18"/>
+          <w:lang w:val="en-NP"/>
+        </w:rPr>
+        <w:t>FILE_FORMAT = (</w:t>
+      </w:r>
+    </w:p>
+    <w:p>
+      <w:pPr>
+        <w:pStyle w:val="ListParagraph"/>
+        <w:numPr>
+          <w:ilvl w:val="0"/>
+          <w:numId w:val="3"/>
+        </w:numPr>
+        <w:shd w:val="clear" w:color="auto" w:fill="22262E"/>
+        <w:spacing w:line="270" w:lineRule="atLeast"/>
+        <w:rPr>
+          <w:rFonts w:ascii="Menlo" w:eastAsia="Times New Roman" w:hAnsi="Menlo" w:cs="Menlo"/>
+          <w:color w:val="D6DEEB"/>
+          <w:sz w:val="18"/>
+          <w:szCs w:val="18"/>
+          <w:lang w:val="en-NP"/>
+        </w:rPr>
+      </w:pPr>
+      <w:r>
+        <w:rPr>
+          <w:rFonts w:ascii="Menlo" w:eastAsia="Times New Roman" w:hAnsi="Menlo" w:cs="Menlo"/>
+          <w:color w:val="D6DEEB"/>
+          <w:sz w:val="18"/>
+          <w:szCs w:val="18"/>
+          <w:lang w:val="en-NP"/>
+        </w:rPr>
+        <w:t xml:space="preserve">    TYPE = CSV</w:t>
+      </w:r>
+    </w:p>
+    <w:p>
+      <w:pPr>
+        <w:pStyle w:val="ListParagraph"/>
+        <w:numPr>
+          <w:ilvl w:val="0"/>
+          <w:numId w:val="3"/>
+        </w:numPr>
+        <w:shd w:val="clear" w:color="auto" w:fill="22262E"/>
+        <w:spacing w:line="270" w:lineRule="atLeast"/>
+        <w:rPr>
+          <w:rFonts w:ascii="Menlo" w:eastAsia="Times New Roman" w:hAnsi="Menlo" w:cs="Menlo"/>
+          <w:color w:val="D6DEEB"/>
+          <w:sz w:val="18"/>
+          <w:szCs w:val="18"/>
+          <w:lang w:val="en-NP"/>
+        </w:rPr>
+      </w:pPr>
+      <w:r>
+        <w:rPr>
+          <w:rFonts w:ascii="Menlo" w:eastAsia="Times New Roman" w:hAnsi="Menlo" w:cs="Menlo"/>
+          <w:color w:val="D6DEEB"/>
+          <w:sz w:val="18"/>
+          <w:szCs w:val="18"/>
+          <w:lang w:val="en-NP"/>
+        </w:rPr>
+        <w:t xml:space="preserve">    FIELD_OPTIONALLY_ENCLOSED_BY = '"'</w:t>
+      </w:r>
+    </w:p>
+    <w:p>
+      <w:pPr>
+        <w:pStyle w:val="ListParagraph"/>
+        <w:numPr>
+          <w:ilvl w:val="0"/>
+          <w:numId w:val="3"/>
+        </w:numPr>
+        <w:shd w:val="clear" w:color="auto" w:fill="22262E"/>
+        <w:spacing w:line="270" w:lineRule="atLeast"/>
+        <w:rPr>
+          <w:rFonts w:ascii="Menlo" w:eastAsia="Times New Roman" w:hAnsi="Menlo" w:cs="Menlo"/>
+          <w:color w:val="D6DEEB"/>
+          <w:sz w:val="18"/>
+          <w:szCs w:val="18"/>
+          <w:lang w:val="en-NP"/>
+        </w:rPr>
+      </w:pPr>
+      <w:r>
+        <w:rPr>
+          <w:rFonts w:ascii="Menlo" w:eastAsia="Times New Roman" w:hAnsi="Menlo" w:cs="Menlo"/>
+          <w:color w:val="D6DEEB"/>
+          <w:sz w:val="18"/>
+          <w:szCs w:val="18"/>
+          <w:lang w:val="en-NP"/>
+        </w:rPr>
+        <w:t xml:space="preserve">    HEADER = TRUE</w:t>
+      </w:r>
+    </w:p>
+    <w:p>
+      <w:pPr>
+        <w:pStyle w:val="ListParagraph"/>
+        <w:numPr>
+          <w:ilvl w:val="0"/>
+          <w:numId w:val="3"/>
+        </w:numPr>
+        <w:shd w:val="clear" w:color="auto" w:fill="22262E"/>
+        <w:spacing w:line="270" w:lineRule="atLeast"/>
+        <w:rPr>
+          <w:rFonts w:ascii="Menlo" w:eastAsia="Times New Roman" w:hAnsi="Menlo" w:cs="Menlo"/>
+          <w:color w:val="D6DEEB"/>
+          <w:sz w:val="18"/>
+          <w:szCs w:val="18"/>
+          <w:lang w:val="en-NP"/>
+        </w:rPr>
+      </w:pPr>
+      <w:r>
+        <w:rPr>
+          <w:rFonts w:ascii="Menlo" w:eastAsia="Times New Roman" w:hAnsi="Menlo" w:cs="Menlo"/>
+          <w:color w:val="D6DEEB"/>
+          <w:sz w:val="18"/>
+          <w:szCs w:val="18"/>
+          <w:lang w:val="en-NP"/>
+        </w:rPr>
+        <w:t>)</w:t>
+      </w:r>
+    </w:p>
+    <w:p>
+      <w:pPr>
+        <w:pStyle w:val="ListParagraph"/>
+        <w:numPr>
+          <w:ilvl w:val="0"/>
+          <w:numId w:val="3"/>
+        </w:numPr>
+        <w:shd w:val="clear" w:color="auto" w:fill="22262E"/>
+        <w:spacing w:line="270" w:lineRule="atLeast"/>
+        <w:rPr>
+          <w:rFonts w:ascii="Menlo" w:eastAsia="Times New Roman" w:hAnsi="Menlo" w:cs="Menlo"/>
+          <w:color w:val="D6DEEB"/>
+          <w:sz w:val="18"/>
+          <w:szCs w:val="18"/>
+          <w:lang w:val="en-NP"/>
+        </w:rPr>
+      </w:pPr>
+      <w:r>
+        <w:rPr>
+          <w:rFonts w:ascii="Menlo" w:eastAsia="Times New Roman" w:hAnsi="Menlo" w:cs="Menlo"/>
+          <w:color w:val="D6DEEB"/>
+          <w:sz w:val="18"/>
+          <w:szCs w:val="18"/>
+          <w:lang w:val="en-NP"/>
+        </w:rPr>
+        <w:t>OVERWRITE = TRUE;</w:t>
+      </w:r>
+    </w:p>
+    <w:p>
+      <w:pPr>
+        <w:ind w:left="360"/>
+      </w:pPr>
+    </w:p>
+    <w:p>
+      <w:pPr>
+        <w:ind w:left="360"/>
+      </w:pPr>
+      <w:r>
+        <w:t xml:space="preserve">2. </w:t>
+      </w:r>
+      <w:proofErr w:type="spellStart"/>
+      <w:r>
+        <w:t>i</w:t>
+      </w:r>
+      <w:proofErr w:type="spellEnd"/>
+      <w:r>
+        <w:t>.</w:t>
+      </w:r>
+    </w:p>
+    <w:p>
+      <w:pPr>
+        <w:shd w:val="clear" w:color="auto" w:fill="22262E"/>
+        <w:spacing w:line="270" w:lineRule="atLeast"/>
+        <w:rPr>
+          <w:rFonts w:ascii="Menlo" w:eastAsia="Times New Roman" w:hAnsi="Menlo" w:cs="Menlo"/>
+          <w:color w:val="D6DEEB"/>
+          <w:sz w:val="18"/>
+          <w:szCs w:val="18"/>
+          <w:lang w:val="en-NP"/>
+        </w:rPr>
+      </w:pPr>
+      <w:r>
+        <w:rPr>
+          <w:rFonts w:ascii="Menlo" w:eastAsia="Times New Roman" w:hAnsi="Menlo" w:cs="Menlo"/>
+          <w:color w:val="D6DEEB"/>
+          <w:sz w:val="18"/>
+          <w:szCs w:val="18"/>
+          <w:lang w:val="en-NP"/>
+        </w:rPr>
+        <w:t>unload ('select * from test.listing')</w:t>
+      </w:r>
+    </w:p>
+    <w:p>
+      <w:pPr>
+        <w:shd w:val="clear" w:color="auto" w:fill="22262E"/>
+        <w:spacing w:line="270" w:lineRule="atLeast"/>
+        <w:rPr>
+          <w:rFonts w:ascii="Menlo" w:eastAsia="Times New Roman" w:hAnsi="Menlo" w:cs="Menlo"/>
+          <w:color w:val="D6DEEB"/>
+          <w:sz w:val="18"/>
+          <w:szCs w:val="18"/>
+          <w:lang w:val="en-NP"/>
+        </w:rPr>
+      </w:pPr>
+      <w:r>
+        <w:rPr>
+          <w:rFonts w:ascii="Menlo" w:eastAsia="Times New Roman" w:hAnsi="Menlo" w:cs="Menlo"/>
+          <w:color w:val="D6DEEB"/>
+          <w:sz w:val="18"/>
+          <w:szCs w:val="18"/>
+          <w:lang w:val="en-NP"/>
+        </w:rPr>
+        <w:t>to 's3://sunil1ebucket/staging_output/listing_data'</w:t>
+      </w:r>
+    </w:p>
+    <w:p>
+      <w:pPr>
+        <w:shd w:val="clear" w:color="auto" w:fill="22262E"/>
+        <w:spacing w:line="270" w:lineRule="atLeast"/>
+        <w:rPr>
+          <w:rFonts w:ascii="Menlo" w:eastAsia="Times New Roman" w:hAnsi="Menlo" w:cs="Menlo"/>
+          <w:color w:val="D6DEEB"/>
+          <w:sz w:val="18"/>
+          <w:szCs w:val="18"/>
+          <w:lang w:val="en-NP"/>
+        </w:rPr>
+      </w:pPr>
+      <w:r>
+        <w:rPr>
+          <w:rFonts w:ascii="Menlo" w:eastAsia="Times New Roman" w:hAnsi="Menlo" w:cs="Menlo"/>
+          <w:color w:val="D6DEEB"/>
+          <w:sz w:val="18"/>
+          <w:szCs w:val="18"/>
+          <w:lang w:val="en-NP"/>
+        </w:rPr>
+        <w:t>iam_role 'arn:aws:iam::</w:t>
+      </w:r>
+      <w:r>
+        <w:rPr>
+          <w:rFonts w:ascii="Menlo" w:eastAsia="Times New Roman" w:hAnsi="Menlo" w:cs="Menlo"/>
+          <w:color w:val="ABB2BF"/>
+          <w:sz w:val="18"/>
+          <w:szCs w:val="18"/>
+          <w:lang w:val="en-NP"/>
+        </w:rPr>
+        <w:t>&lt;</w:t>
+      </w:r>
+      <w:r>
+        <w:rPr>
+          <w:rFonts w:ascii="Menlo" w:eastAsia="Times New Roman" w:hAnsi="Menlo" w:cs="Menlo"/>
+          <w:color w:val="E06C75"/>
+          <w:sz w:val="18"/>
+          <w:szCs w:val="18"/>
+          <w:lang w:val="en-NP"/>
+        </w:rPr>
+        <w:t>ACCOUNT_ID</w:t>
+      </w:r>
+      <w:r>
+        <w:rPr>
+          <w:rFonts w:ascii="Menlo" w:eastAsia="Times New Roman" w:hAnsi="Menlo" w:cs="Menlo"/>
+          <w:color w:val="ABB2BF"/>
+          <w:sz w:val="18"/>
+          <w:szCs w:val="18"/>
+          <w:lang w:val="en-NP"/>
+        </w:rPr>
+        <w:t>&gt;</w:t>
+      </w:r>
+      <w:r>
+        <w:rPr>
+          <w:rFonts w:ascii="Menlo" w:eastAsia="Times New Roman" w:hAnsi="Menlo" w:cs="Menlo"/>
+          <w:color w:val="D6DEEB"/>
+          <w:sz w:val="18"/>
+          <w:szCs w:val="18"/>
+          <w:lang w:val="en-NP"/>
+        </w:rPr>
+        <w:t>:role/</w:t>
+      </w:r>
+      <w:r>
+        <w:rPr>
+          <w:rFonts w:ascii="Menlo" w:eastAsia="Times New Roman" w:hAnsi="Menlo" w:cs="Menlo"/>
+          <w:color w:val="ABB2BF"/>
+          <w:sz w:val="18"/>
+          <w:szCs w:val="18"/>
+          <w:lang w:val="en-NP"/>
+        </w:rPr>
+        <w:t>&lt;</w:t>
+      </w:r>
+      <w:r>
+        <w:rPr>
+          <w:rFonts w:ascii="Menlo" w:eastAsia="Times New Roman" w:hAnsi="Menlo" w:cs="Menlo"/>
+          <w:color w:val="E06C75"/>
+          <w:sz w:val="18"/>
+          <w:szCs w:val="18"/>
+          <w:lang w:val="en-NP"/>
+        </w:rPr>
+        <w:t>RedshiftCopyRole</w:t>
+      </w:r>
+      <w:r>
+        <w:rPr>
+          <w:rFonts w:ascii="Menlo" w:eastAsia="Times New Roman" w:hAnsi="Menlo" w:cs="Menlo"/>
+          <w:color w:val="ABB2BF"/>
+          <w:sz w:val="18"/>
+          <w:szCs w:val="18"/>
+          <w:lang w:val="en-NP"/>
+        </w:rPr>
+        <w:t>&gt;</w:t>
+      </w:r>
+      <w:r>
+        <w:rPr>
+          <w:rFonts w:ascii="Menlo" w:eastAsia="Times New Roman" w:hAnsi="Menlo" w:cs="Menlo"/>
+          <w:color w:val="D6DEEB"/>
+          <w:sz w:val="18"/>
+          <w:szCs w:val="18"/>
+          <w:lang w:val="en-NP"/>
+        </w:rPr>
+        <w:t>'</w:t>
+      </w:r>
+    </w:p>
+    <w:p>
+      <w:pPr>
+        <w:shd w:val="clear" w:color="auto" w:fill="22262E"/>
+        <w:spacing w:line="270" w:lineRule="atLeast"/>
+        <w:rPr>
+          <w:rFonts w:ascii="Menlo" w:eastAsia="Times New Roman" w:hAnsi="Menlo" w:cs="Menlo"/>
+          <w:color w:val="D6DEEB"/>
+          <w:sz w:val="18"/>
+          <w:szCs w:val="18"/>
+          <w:lang w:val="en-NP"/>
+        </w:rPr>
+      </w:pPr>
+      <w:r>
+        <w:rPr>
+          <w:rFonts w:ascii="Menlo" w:eastAsia="Times New Roman" w:hAnsi="Menlo" w:cs="Menlo"/>
+          <w:color w:val="D6DEEB"/>
+          <w:sz w:val="18"/>
+          <w:szCs w:val="18"/>
+          <w:lang w:val="en-NP"/>
+        </w:rPr>
+        <w:t>FORMAT AS PARQUET</w:t>
+      </w:r>
+    </w:p>
+    <w:p>
+      <w:pPr>
+        <w:shd w:val="clear" w:color="auto" w:fill="22262E"/>
+        <w:spacing w:line="270" w:lineRule="atLeast"/>
+        <w:rPr>
+          <w:rFonts w:ascii="Menlo" w:eastAsia="Times New Roman" w:hAnsi="Menlo" w:cs="Menlo"/>
+          <w:color w:val="D6DEEB"/>
+          <w:sz w:val="18"/>
+          <w:szCs w:val="18"/>
+          <w:lang w:val="en-NP"/>
+        </w:rPr>
+      </w:pPr>
+      <w:r>
+        <w:rPr>
+          <w:rFonts w:ascii="Menlo" w:eastAsia="Times New Roman" w:hAnsi="Menlo" w:cs="Menlo"/>
+          <w:color w:val="D6DEEB"/>
+          <w:sz w:val="18"/>
+          <w:szCs w:val="18"/>
+          <w:lang w:val="en-NP"/>
+        </w:rPr>
+        <w:t>ALLOWOVERWRITE;</w:t>
+      </w:r>
+    </w:p>
+    <w:p/>
+    <w:p>
+      <w:r>
+        <w:t>2. ii.</w:t>
+      </w:r>
+    </w:p>
+    <w:p>
+      <w:pPr>
+        <w:shd w:val="clear" w:color="auto" w:fill="22262E"/>
+        <w:spacing w:line="270" w:lineRule="atLeast"/>
+        <w:rPr>
+          <w:rFonts w:ascii="Menlo" w:eastAsia="Times New Roman" w:hAnsi="Menlo" w:cs="Menlo"/>
+          <w:color w:val="D6DEEB"/>
+          <w:sz w:val="18"/>
+          <w:szCs w:val="18"/>
+          <w:lang w:val="en-NP"/>
+        </w:rPr>
+      </w:pPr>
+      <w:r>
+        <w:rPr>
+          <w:rFonts w:ascii="Menlo" w:eastAsia="Times New Roman" w:hAnsi="Menlo" w:cs="Menlo"/>
+          <w:color w:val="D6DEEB"/>
+          <w:sz w:val="18"/>
+          <w:szCs w:val="18"/>
+          <w:lang w:val="en-NP"/>
+        </w:rPr>
+        <w:t>create table listing_parquet(</w:t>
+      </w:r>
+    </w:p>
+    <w:p>
+      <w:pPr>
+        <w:shd w:val="clear" w:color="auto" w:fill="22262E"/>
+        <w:spacing w:line="270" w:lineRule="atLeast"/>
+        <w:rPr>
+          <w:rFonts w:ascii="Menlo" w:eastAsia="Times New Roman" w:hAnsi="Menlo" w:cs="Menlo"/>
+          <w:color w:val="D6DEEB"/>
+          <w:sz w:val="18"/>
+          <w:szCs w:val="18"/>
+          <w:lang w:val="en-NP"/>
+        </w:rPr>
+      </w:pPr>
+      <w:r>
+        <w:rPr>
+          <w:rFonts w:ascii="Menlo" w:eastAsia="Times New Roman" w:hAnsi="Menlo" w:cs="Menlo"/>
+          <w:color w:val="D6DEEB"/>
+          <w:sz w:val="18"/>
+          <w:szCs w:val="18"/>
+          <w:lang w:val="en-NP"/>
+        </w:rPr>
+        <w:t xml:space="preserve">    listid integer,</w:t>
+      </w:r>
+    </w:p>
+    <w:p>
+      <w:pPr>
+        <w:shd w:val="clear" w:color="auto" w:fill="22262E"/>
+        <w:spacing w:line="270" w:lineRule="atLeast"/>
+        <w:rPr>
+          <w:rFonts w:ascii="Menlo" w:eastAsia="Times New Roman" w:hAnsi="Menlo" w:cs="Menlo"/>
+          <w:color w:val="D6DEEB"/>
+          <w:sz w:val="18"/>
+          <w:szCs w:val="18"/>
+          <w:lang w:val="en-NP"/>
+        </w:rPr>
+      </w:pPr>
+      <w:r>
+        <w:rPr>
+          <w:rFonts w:ascii="Menlo" w:eastAsia="Times New Roman" w:hAnsi="Menlo" w:cs="Menlo"/>
+          <w:color w:val="D6DEEB"/>
+          <w:sz w:val="18"/>
+          <w:szCs w:val="18"/>
+          <w:lang w:val="en-NP"/>
+        </w:rPr>
+        <w:t xml:space="preserve">    sellerid integer,</w:t>
+      </w:r>
+    </w:p>
+    <w:p>
+      <w:pPr>
+        <w:shd w:val="clear" w:color="auto" w:fill="22262E"/>
+        <w:spacing w:line="270" w:lineRule="atLeast"/>
+        <w:rPr>
+          <w:rFonts w:ascii="Menlo" w:eastAsia="Times New Roman" w:hAnsi="Menlo" w:cs="Menlo"/>
+          <w:color w:val="D6DEEB"/>
+          <w:sz w:val="18"/>
+          <w:szCs w:val="18"/>
+          <w:lang w:val="en-NP"/>
+        </w:rPr>
+      </w:pPr>
+      <w:r>
+        <w:rPr>
+          <w:rFonts w:ascii="Menlo" w:eastAsia="Times New Roman" w:hAnsi="Menlo" w:cs="Menlo"/>
+          <w:color w:val="D6DEEB"/>
+          <w:sz w:val="18"/>
+          <w:szCs w:val="18"/>
+          <w:lang w:val="en-NP"/>
+        </w:rPr>
+        <w:t xml:space="preserve">    eventid integer,</w:t>
+      </w:r>
+    </w:p>
+    <w:p>
+      <w:pPr>
+        <w:shd w:val="clear" w:color="auto" w:fill="22262E"/>
+        <w:spacing w:line="270" w:lineRule="atLeast"/>
+        <w:rPr>
+          <w:rFonts w:ascii="Menlo" w:eastAsia="Times New Roman" w:hAnsi="Menlo" w:cs="Menlo"/>
+          <w:color w:val="D6DEEB"/>
+          <w:sz w:val="18"/>
+          <w:szCs w:val="18"/>
+          <w:lang w:val="en-NP"/>
+        </w:rPr>
+      </w:pPr>
+      <w:r>
+        <w:rPr>
+          <w:rFonts w:ascii="Menlo" w:eastAsia="Times New Roman" w:hAnsi="Menlo" w:cs="Menlo"/>
+          <w:color w:val="D6DEEB"/>
+          <w:sz w:val="18"/>
+          <w:szCs w:val="18"/>
+          <w:lang w:val="en-NP"/>
+        </w:rPr>
+        <w:t xml:space="preserve">    dateid smallint,</w:t>
+      </w:r>
+    </w:p>
+    <w:p>
+      <w:pPr>
+        <w:shd w:val="clear" w:color="auto" w:fill="22262E"/>
+        <w:spacing w:line="270" w:lineRule="atLeast"/>
+        <w:rPr>
+          <w:rFonts w:ascii="Menlo" w:eastAsia="Times New Roman" w:hAnsi="Menlo" w:cs="Menlo"/>
+          <w:color w:val="D6DEEB"/>
+          <w:sz w:val="18"/>
+          <w:szCs w:val="18"/>
+          <w:lang w:val="en-NP"/>
+        </w:rPr>
+      </w:pPr>
+      <w:r>
+        <w:rPr>
+          <w:rFonts w:ascii="Menlo" w:eastAsia="Times New Roman" w:hAnsi="Menlo" w:cs="Menlo"/>
+          <w:color w:val="D6DEEB"/>
+          <w:sz w:val="18"/>
+          <w:szCs w:val="18"/>
+          <w:lang w:val="en-NP"/>
+        </w:rPr>
+        <w:t xml:space="preserve">    numtickets smallint,</w:t>
+      </w:r>
+    </w:p>
+    <w:p>
+      <w:pPr>
+        <w:shd w:val="clear" w:color="auto" w:fill="22262E"/>
+        <w:spacing w:line="270" w:lineRule="atLeast"/>
+        <w:rPr>
+          <w:rFonts w:ascii="Menlo" w:eastAsia="Times New Roman" w:hAnsi="Menlo" w:cs="Menlo"/>
+          <w:color w:val="D6DEEB"/>
+          <w:sz w:val="18"/>
+          <w:szCs w:val="18"/>
+          <w:lang w:val="en-NP"/>
+        </w:rPr>
+      </w:pPr>
+      <w:r>
+        <w:rPr>
+          <w:rFonts w:ascii="Menlo" w:eastAsia="Times New Roman" w:hAnsi="Menlo" w:cs="Menlo"/>
+          <w:color w:val="D6DEEB"/>
+          <w:sz w:val="18"/>
+          <w:szCs w:val="18"/>
+          <w:lang w:val="en-NP"/>
+        </w:rPr>
+        <w:t xml:space="preserve">    priceperticket decimal(8,2),</w:t>
+      </w:r>
+    </w:p>
+    <w:p>
+      <w:pPr>
+        <w:shd w:val="clear" w:color="auto" w:fill="22262E"/>
+        <w:spacing w:line="270" w:lineRule="atLeast"/>
+        <w:rPr>
+          <w:rFonts w:ascii="Menlo" w:eastAsia="Times New Roman" w:hAnsi="Menlo" w:cs="Menlo"/>
+          <w:color w:val="D6DEEB"/>
+          <w:sz w:val="18"/>
+          <w:szCs w:val="18"/>
+          <w:lang w:val="en-NP"/>
+        </w:rPr>
+      </w:pPr>
+      <w:r>
+        <w:rPr>
+          <w:rFonts w:ascii="Menlo" w:eastAsia="Times New Roman" w:hAnsi="Menlo" w:cs="Menlo"/>
+          <w:color w:val="D6DEEB"/>
+          <w:sz w:val="18"/>
+          <w:szCs w:val="18"/>
+          <w:lang w:val="en-NP"/>
+        </w:rPr>
+        <w:t xml:space="preserve">    totalprice decimal(8,2),</w:t>
+      </w:r>
+    </w:p>
+    <w:p>
+      <w:pPr>
+        <w:shd w:val="clear" w:color="auto" w:fill="22262E"/>
+        <w:spacing w:line="270" w:lineRule="atLeast"/>
+        <w:rPr>
+          <w:rFonts w:ascii="Menlo" w:eastAsia="Times New Roman" w:hAnsi="Menlo" w:cs="Menlo"/>
+          <w:color w:val="D6DEEB"/>
+          <w:sz w:val="18"/>
+          <w:szCs w:val="18"/>
+          <w:lang w:val="en-NP"/>
+        </w:rPr>
+      </w:pPr>
+      <w:r>
+        <w:rPr>
+          <w:rFonts w:ascii="Menlo" w:eastAsia="Times New Roman" w:hAnsi="Menlo" w:cs="Menlo"/>
+          <w:color w:val="D6DEEB"/>
+          <w:sz w:val="18"/>
+          <w:szCs w:val="18"/>
+          <w:lang w:val="en-NP"/>
+        </w:rPr>
+        <w:t xml:space="preserve">    listtime timestamp);</w:t>
+      </w:r>
+    </w:p>
+    <w:p>
+      <w:pPr>
+        <w:shd w:val="clear" w:color="auto" w:fill="22262E"/>
+        <w:spacing w:after="240" w:line="270" w:lineRule="atLeast"/>
+        <w:rPr>
+          <w:rFonts w:ascii="Menlo" w:eastAsia="Times New Roman" w:hAnsi="Menlo" w:cs="Menlo"/>
+          <w:color w:val="D6DEEB"/>
+          <w:sz w:val="18"/>
+          <w:szCs w:val="18"/>
+          <w:lang w:val="en-NP"/>
+        </w:rPr>
+      </w:pPr>
+    </w:p>
+    <w:p>
+      <w:pPr>
+        <w:shd w:val="clear" w:color="auto" w:fill="22262E"/>
+        <w:spacing w:line="270" w:lineRule="atLeast"/>
+        <w:rPr>
+          <w:rFonts w:ascii="Menlo" w:eastAsia="Times New Roman" w:hAnsi="Menlo" w:cs="Menlo"/>
+          <w:color w:val="D6DEEB"/>
+          <w:sz w:val="18"/>
+          <w:szCs w:val="18"/>
+          <w:lang w:val="en-NP"/>
+        </w:rPr>
+      </w:pPr>
+      <w:r>
+        <w:rPr>
+          <w:rFonts w:ascii="Menlo" w:eastAsia="Times New Roman" w:hAnsi="Menlo" w:cs="Menlo"/>
+          <w:color w:val="D6DEEB"/>
+          <w:sz w:val="18"/>
+          <w:szCs w:val="18"/>
+          <w:lang w:val="en-NP"/>
+        </w:rPr>
+        <w:t xml:space="preserve">copy into listing_parquet from (SELECT $1:listid, $1:sellerid,$1:eventid, $1:dateid,$1:numtickets, $1:priceperticket,$1:totalprice, $1:listtime from  @S3_STAGE_ASSESSMENT/staging_output) </w:t>
+      </w:r>
+    </w:p>
+    <w:p>
+      <w:pPr>
+        <w:shd w:val="clear" w:color="auto" w:fill="22262E"/>
+        <w:spacing w:line="270" w:lineRule="atLeast"/>
+        <w:rPr>
+          <w:rFonts w:ascii="Menlo" w:eastAsia="Times New Roman" w:hAnsi="Menlo" w:cs="Menlo"/>
+          <w:color w:val="D6DEEB"/>
+          <w:sz w:val="18"/>
+          <w:szCs w:val="18"/>
+          <w:lang w:val="en-NP"/>
+        </w:rPr>
+      </w:pPr>
+      <w:r>
+        <w:rPr>
+          <w:rFonts w:ascii="Menlo" w:eastAsia="Times New Roman" w:hAnsi="Menlo" w:cs="Menlo"/>
+          <w:color w:val="D6DEEB"/>
+          <w:sz w:val="18"/>
+          <w:szCs w:val="18"/>
+          <w:lang w:val="en-NP"/>
+        </w:rPr>
+        <w:t>FILE_FORMAT=(TYPE= 'PARQUET')</w:t>
+      </w:r>
+    </w:p>
+    <w:p>
+      <w:pPr>
+        <w:shd w:val="clear" w:color="auto" w:fill="22262E"/>
+        <w:spacing w:line="270" w:lineRule="atLeast"/>
+        <w:rPr>
+          <w:rFonts w:ascii="Menlo" w:eastAsia="Times New Roman" w:hAnsi="Menlo" w:cs="Menlo"/>
+          <w:color w:val="D6DEEB"/>
+          <w:sz w:val="18"/>
+          <w:szCs w:val="18"/>
+          <w:lang w:val="en-NP"/>
+        </w:rPr>
+      </w:pPr>
+      <w:r>
+        <w:rPr>
+          <w:rFonts w:ascii="Menlo" w:eastAsia="Times New Roman" w:hAnsi="Menlo" w:cs="Menlo"/>
+          <w:color w:val="D6DEEB"/>
+          <w:sz w:val="18"/>
+          <w:szCs w:val="18"/>
+          <w:lang w:val="en-NP"/>
+        </w:rPr>
+        <w:t>PATTERN= '.*.parquet';</w:t>
+      </w:r>
+    </w:p>
+    <w:p>
+      <w:pPr>
+        <w:shd w:val="clear" w:color="auto" w:fill="22262E"/>
+        <w:spacing w:line="270" w:lineRule="atLeast"/>
+        <w:rPr>
+          <w:rFonts w:ascii="Menlo" w:eastAsia="Times New Roman" w:hAnsi="Menlo" w:cs="Menlo"/>
+          <w:color w:val="D6DEEB"/>
+          <w:sz w:val="18"/>
+          <w:szCs w:val="18"/>
+          <w:lang w:val="en-NP"/>
+        </w:rPr>
+      </w:pPr>
+    </w:p>
+    <w:p>
+      <w:pPr>
+        <w:shd w:val="clear" w:color="auto" w:fill="22262E"/>
+        <w:spacing w:line="270" w:lineRule="atLeast"/>
+        <w:rPr>
+          <w:rFonts w:ascii="Menlo" w:eastAsia="Times New Roman" w:hAnsi="Menlo" w:cs="Menlo"/>
+          <w:color w:val="D6DEEB"/>
+          <w:sz w:val="18"/>
+          <w:szCs w:val="18"/>
+          <w:lang w:val="en-NP"/>
+        </w:rPr>
+      </w:pPr>
+      <w:r>
+        <w:rPr>
+          <w:rFonts w:ascii="Menlo" w:eastAsia="Times New Roman" w:hAnsi="Menlo" w:cs="Menlo"/>
+          <w:color w:val="D6DEEB"/>
+          <w:sz w:val="18"/>
+          <w:szCs w:val="18"/>
+          <w:lang w:val="en-NP"/>
+        </w:rPr>
+        <w:t>select * from listing_parquet;</w:t>
+      </w:r>
+    </w:p>
+    <w:p/>
     <w:sectPr>
-      <w:pgSz w:h="16834" w:w="11909" w:orient="portrait"/>
-      <w:pgMar w:bottom="1440" w:top="1440" w:left="1440" w:right="1440" w:header="720" w:footer="720"/>
+      <w:pgSz w:w="11909" w:h="16834"/>
+      <w:pgMar w:top="1440" w:right="1440" w:bottom="1440" w:left="1440" w:header="720" w:footer="720" w:gutter="0"/>
       <w:pgNumType w:start="1"/>
+      <w:cols w:space="720"/>
     </w:sectPr>
   </w:body>
 </w:document>
 </file>
 
 <file path=word/numbering.xml><?xml version="1.0" encoding="utf-8"?>
-<w:numbering xmlns:mc="http://schemas.openxmlformats.org/markup-compatibility/2006" xmlns:o="urn:schemas-microsoft-com:office:office" xmlns:r="http://schemas.openxmlformats.org/officeDocument/2006/relationships" xmlns:m="http://schemas.openxmlformats.org/officeDocument/2006/math" xmlns:v="urn:schemas-microsoft-com:vml" xmlns:wp="http://schemas.openxmlformats.org/drawingml/2006/wordprocessingDrawing" xmlns:w10="urn:schemas-microsoft-com:office:word" xmlns:w="http://schemas.openxmlformats.org/wordprocessingml/2006/main" xmlns:wne="http://schemas.microsoft.com/office/word/2006/wordml" xmlns:sl="http://schemas.openxmlformats.org/schemaLibrary/2006/main" xmlns:a="http://schemas.openxmlformats.org/drawingml/2006/main" xmlns:pic="http://schemas.openxmlformats.org/drawingml/2006/picture" xmlns:c="http://schemas.openxmlformats.org/drawingml/2006/chart" xmlns:lc="http://schemas.openxmlformats.org/drawingml/2006/lockedCanvas" xmlns:dgm="http://schemas.openxmlformats.org/drawingml/2006/diagram" xmlns:wps="http://schemas.microsoft.com/office/word/2010/wordprocessingShape" xmlns:wpg="http://schemas.microsoft.com/office/word/2010/wordprocessingGroup" xmlns:w14="http://schemas.microsoft.com/office/word/2010/wordml" xmlns:w15="http://schemas.microsoft.com/office/word/2012/wordml" xmlns:w16="http://schemas.microsoft.com/office/word/2018/wordml" xmlns:w16cex="http://schemas.microsoft.com/office/word/2018/wordml/cex" xmlns:w16cid="http://schemas.microsoft.com/office/word/2016/wordml/cid" xmlns="http://schemas.microsoft.com/office/tasks/2019/documenttasks" xmlns:cr="http://schemas.microsoft.com/office/comments/2020/reactions">
-  <w:abstractNum w:abstractNumId="1">
+<w:numbering xmlns:wpc="http://schemas.microsoft.com/office/word/2010/wordprocessingCanvas" xmlns:cx="http://schemas.microsoft.com/office/drawing/2014/chartex" xmlns:cx1="http://schemas.microsoft.com/office/drawing/2015/9/8/chartex" xmlns:cx2="http://schemas.microsoft.com/office/drawing/2015/10/21/chartex" xmlns:cx3="http://schemas.microsoft.com/office/drawing/2016/5/9/chartex" xmlns:cx4="http://schemas.microsoft.com/office/drawing/2016/5/10/chartex" xmlns:cx5="http://schemas.microsoft.com/office/drawing/2016/5/11/chartex" xmlns:cx6="http://schemas.microsoft.com/office/drawing/2016/5/12/chartex" xmlns:cx7="http://schemas.microsoft.com/office/drawing/2016/5/13/chartex" xmlns:cx8="http://schemas.microsoft.com/office/drawing/2016/5/14/chartex" xmlns:mc="http://schemas.openxmlformats.org/markup-compatibility/2006" xmlns:aink="http://schemas.microsoft.com/office/drawing/2016/ink" xmlns:am3d="http://schemas.microsoft.com/office/drawing/2017/model3d" xmlns:o="urn:schemas-microsoft-com:office:office" xmlns:oel="http://schemas.microsoft.com/office/2019/extlst" xmlns:r="http://schemas.openxmlformats.org/officeDocument/2006/relationships" xmlns:m="http://schemas.openxmlformats.org/officeDocument/2006/math" xmlns:v="urn:schemas-microsoft-com:vml" xmlns:wp14="http://schemas.microsoft.com/office/word/2010/wordprocessingDrawing" xmlns:wp="http://schemas.openxmlformats.org/drawingml/2006/wordprocessingDrawing" xmlns:w10="urn:schemas-microsoft-com:office:word" xmlns:w="http://schemas.openxmlformats.org/wordprocessingml/2006/main" xmlns:w14="http://schemas.microsoft.com/office/word/2010/wordml" xmlns:w15="http://schemas.microsoft.com/office/word/2012/wordml" xmlns:w16cex="http://schemas.microsoft.com/office/word/2018/wordml/cex" xmlns:w16cid="http://schemas.microsoft.com/office/word/2016/wordml/cid" xmlns:w16="http://schemas.microsoft.com/office/word/2018/wordml" xmlns:w16du="http://schemas.microsoft.com/office/word/2023/wordml/word16du" xmlns:w16sdtdh="http://schemas.microsoft.com/office/word/2020/wordml/sdtdatahash" xmlns:w16sdtfl="http://schemas.microsoft.com/office/word/2024/wordml/sdtformatlock" xmlns:w16se="http://schemas.microsoft.com/office/word/2015/wordml/symex" xmlns:wpg="http://schemas.microsoft.com/office/word/2010/wordprocessingGroup" xmlns:wpi="http://schemas.microsoft.com/office/word/2010/wordprocessingInk" xmlns:wne="http://schemas.microsoft.com/office/word/2006/wordml" xmlns:wps="http://schemas.microsoft.com/office/word/2010/wordprocessingShape" mc:Ignorable="w14 w15 w16se w16cid w16 w16cex w16sdtdh w16sdtfl w16du wp14">
+  <w:abstractNum w:abstractNumId="0" w15:restartNumberingAfterBreak="0">
+    <w:nsid w:val="037B2B8E"/>
+    <w:multiLevelType w:val="hybridMultilevel"/>
+    <w:tmpl w:val="D59EAE0E"/>
+    <w:lvl w:ilvl="0" w:tplc="0409000F">
+      <w:start w:val="1"/>
+      <w:numFmt w:val="decimal"/>
+      <w:lvlText w:val="%1."/>
+      <w:lvlJc w:val="left"/>
+      <w:pPr>
+        <w:ind w:left="720" w:hanging="360"/>
+      </w:pPr>
+      <w:rPr>
+        <w:rFonts w:hint="default"/>
+      </w:rPr>
+    </w:lvl>
+    <w:lvl w:ilvl="1" w:tplc="04090019" w:tentative="1">
+      <w:start w:val="1"/>
+      <w:numFmt w:val="lowerLetter"/>
+      <w:lvlText w:val="%2."/>
+      <w:lvlJc w:val="left"/>
+      <w:pPr>
+        <w:ind w:left="1440" w:hanging="360"/>
+      </w:pPr>
+    </w:lvl>
+    <w:lvl w:ilvl="2" w:tplc="0409001B" w:tentative="1">
+      <w:start w:val="1"/>
+      <w:numFmt w:val="lowerRoman"/>
+      <w:lvlText w:val="%3."/>
+      <w:lvlJc w:val="right"/>
+      <w:pPr>
+        <w:ind w:left="2160" w:hanging="180"/>
+      </w:pPr>
+    </w:lvl>
+    <w:lvl w:ilvl="3" w:tplc="0409000F" w:tentative="1">
+      <w:start w:val="1"/>
+      <w:numFmt w:val="decimal"/>
+      <w:lvlText w:val="%4."/>
+      <w:lvlJc w:val="left"/>
+      <w:pPr>
+        <w:ind w:left="2880" w:hanging="360"/>
+      </w:pPr>
+    </w:lvl>
+    <w:lvl w:ilvl="4" w:tplc="04090019" w:tentative="1">
+      <w:start w:val="1"/>
+      <w:numFmt w:val="lowerLetter"/>
+      <w:lvlText w:val="%5."/>
+      <w:lvlJc w:val="left"/>
+      <w:pPr>
+        <w:ind w:left="3600" w:hanging="360"/>
+      </w:pPr>
+    </w:lvl>
+    <w:lvl w:ilvl="5" w:tplc="0409001B" w:tentative="1">
+      <w:start w:val="1"/>
+      <w:numFmt w:val="lowerRoman"/>
+      <w:lvlText w:val="%6."/>
+      <w:lvlJc w:val="right"/>
+      <w:pPr>
+        <w:ind w:left="4320" w:hanging="180"/>
+      </w:pPr>
+    </w:lvl>
+    <w:lvl w:ilvl="6" w:tplc="0409000F" w:tentative="1">
+      <w:start w:val="1"/>
+      <w:numFmt w:val="decimal"/>
+      <w:lvlText w:val="%7."/>
+      <w:lvlJc w:val="left"/>
+      <w:pPr>
+        <w:ind w:left="5040" w:hanging="360"/>
+      </w:pPr>
+    </w:lvl>
+    <w:lvl w:ilvl="7" w:tplc="04090019" w:tentative="1">
+      <w:start w:val="1"/>
+      <w:numFmt w:val="lowerLetter"/>
+      <w:lvlText w:val="%8."/>
+      <w:lvlJc w:val="left"/>
+      <w:pPr>
+        <w:ind w:left="5760" w:hanging="360"/>
+      </w:pPr>
+    </w:lvl>
+    <w:lvl w:ilvl="8" w:tplc="0409001B" w:tentative="1">
+      <w:start w:val="1"/>
+      <w:numFmt w:val="lowerRoman"/>
+      <w:lvlText w:val="%9."/>
+      <w:lvlJc w:val="right"/>
+      <w:pPr>
+        <w:ind w:left="6480" w:hanging="180"/>
+      </w:pPr>
+    </w:lvl>
+  </w:abstractNum>
+  <w:abstractNum w:abstractNumId="1" w15:restartNumberingAfterBreak="0">
+    <w:nsid w:val="4088679D"/>
+    <w:multiLevelType w:val="multilevel"/>
+    <w:tmpl w:val="7FD46386"/>
     <w:lvl w:ilvl="0">
       <w:start w:val="1"/>
       <w:numFmt w:val="decimal"/>
@@ -837,21 +2094,116 @@
       </w:rPr>
     </w:lvl>
   </w:abstractNum>
-  <w:num w:numId="1">
+  <w:abstractNum w:abstractNumId="2" w15:restartNumberingAfterBreak="0">
+    <w:nsid w:val="7D3F4085"/>
+    <w:multiLevelType w:val="hybridMultilevel"/>
+    <w:tmpl w:val="EAB6CBA2"/>
+    <w:lvl w:ilvl="0" w:tplc="0409000F">
+      <w:start w:val="1"/>
+      <w:numFmt w:val="decimal"/>
+      <w:lvlText w:val="%1."/>
+      <w:lvlJc w:val="left"/>
+      <w:pPr>
+        <w:ind w:left="720" w:hanging="360"/>
+      </w:pPr>
+      <w:rPr>
+        <w:rFonts w:hint="default"/>
+      </w:rPr>
+    </w:lvl>
+    <w:lvl w:ilvl="1" w:tplc="04090019" w:tentative="1">
+      <w:start w:val="1"/>
+      <w:numFmt w:val="lowerLetter"/>
+      <w:lvlText w:val="%2."/>
+      <w:lvlJc w:val="left"/>
+      <w:pPr>
+        <w:ind w:left="1440" w:hanging="360"/>
+      </w:pPr>
+    </w:lvl>
+    <w:lvl w:ilvl="2" w:tplc="0409001B" w:tentative="1">
+      <w:start w:val="1"/>
+      <w:numFmt w:val="lowerRoman"/>
+      <w:lvlText w:val="%3."/>
+      <w:lvlJc w:val="right"/>
+      <w:pPr>
+        <w:ind w:left="2160" w:hanging="180"/>
+      </w:pPr>
+    </w:lvl>
+    <w:lvl w:ilvl="3" w:tplc="0409000F" w:tentative="1">
+      <w:start w:val="1"/>
+      <w:numFmt w:val="decimal"/>
+      <w:lvlText w:val="%4."/>
+      <w:lvlJc w:val="left"/>
+      <w:pPr>
+        <w:ind w:left="2880" w:hanging="360"/>
+      </w:pPr>
+    </w:lvl>
+    <w:lvl w:ilvl="4" w:tplc="04090019" w:tentative="1">
+      <w:start w:val="1"/>
+      <w:numFmt w:val="lowerLetter"/>
+      <w:lvlText w:val="%5."/>
+      <w:lvlJc w:val="left"/>
+      <w:pPr>
+        <w:ind w:left="3600" w:hanging="360"/>
+      </w:pPr>
+    </w:lvl>
+    <w:lvl w:ilvl="5" w:tplc="0409001B" w:tentative="1">
+      <w:start w:val="1"/>
+      <w:numFmt w:val="lowerRoman"/>
+      <w:lvlText w:val="%6."/>
+      <w:lvlJc w:val="right"/>
+      <w:pPr>
+        <w:ind w:left="4320" w:hanging="180"/>
+      </w:pPr>
+    </w:lvl>
+    <w:lvl w:ilvl="6" w:tplc="0409000F" w:tentative="1">
+      <w:start w:val="1"/>
+      <w:numFmt w:val="decimal"/>
+      <w:lvlText w:val="%7."/>
+      <w:lvlJc w:val="left"/>
+      <w:pPr>
+        <w:ind w:left="5040" w:hanging="360"/>
+      </w:pPr>
+    </w:lvl>
+    <w:lvl w:ilvl="7" w:tplc="04090019" w:tentative="1">
+      <w:start w:val="1"/>
+      <w:numFmt w:val="lowerLetter"/>
+      <w:lvlText w:val="%8."/>
+      <w:lvlJc w:val="left"/>
+      <w:pPr>
+        <w:ind w:left="5760" w:hanging="360"/>
+      </w:pPr>
+    </w:lvl>
+    <w:lvl w:ilvl="8" w:tplc="0409001B" w:tentative="1">
+      <w:start w:val="1"/>
+      <w:numFmt w:val="lowerRoman"/>
+      <w:lvlText w:val="%9."/>
+      <w:lvlJc w:val="right"/>
+      <w:pPr>
+        <w:ind w:left="6480" w:hanging="180"/>
+      </w:pPr>
+    </w:lvl>
+  </w:abstractNum>
+  <w:num w:numId="1" w16cid:durableId="1167400970">
     <w:abstractNumId w:val="1"/>
+  </w:num>
+  <w:num w:numId="2" w16cid:durableId="1128160821">
+    <w:abstractNumId w:val="0"/>
+  </w:num>
+  <w:num w:numId="3" w16cid:durableId="806514161">
+    <w:abstractNumId w:val="2"/>
   </w:num>
 </w:numbering>
 </file>
 
 <file path=word/styles.xml><?xml version="1.0" encoding="utf-8"?>
-<w:styles xmlns:mc="http://schemas.openxmlformats.org/markup-compatibility/2006" xmlns:o="urn:schemas-microsoft-com:office:office" xmlns:r="http://schemas.openxmlformats.org/officeDocument/2006/relationships" xmlns:m="http://schemas.openxmlformats.org/officeDocument/2006/math" xmlns:v="urn:schemas-microsoft-com:vml" xmlns:wp="http://schemas.openxmlformats.org/drawingml/2006/wordprocessingDrawing" xmlns:w10="urn:schemas-microsoft-com:office:word" xmlns:w="http://schemas.openxmlformats.org/wordprocessingml/2006/main" xmlns:wne="http://schemas.microsoft.com/office/word/2006/wordml" xmlns:sl="http://schemas.openxmlformats.org/schemaLibrary/2006/main" xmlns:a="http://schemas.openxmlformats.org/drawingml/2006/main" xmlns:pic="http://schemas.openxmlformats.org/drawingml/2006/picture" xmlns:c="http://schemas.openxmlformats.org/drawingml/2006/chart" xmlns:lc="http://schemas.openxmlformats.org/drawingml/2006/lockedCanvas" xmlns:dgm="http://schemas.openxmlformats.org/drawingml/2006/diagram" xmlns:wps="http://schemas.microsoft.com/office/word/2010/wordprocessingShape" xmlns:wpg="http://schemas.microsoft.com/office/word/2010/wordprocessingGroup" xmlns:w14="http://schemas.microsoft.com/office/word/2010/wordml" xmlns:w15="http://schemas.microsoft.com/office/word/2012/wordml" xmlns:w16="http://schemas.microsoft.com/office/word/2018/wordml" xmlns:w16cex="http://schemas.microsoft.com/office/word/2018/wordml/cex" xmlns:w16cid="http://schemas.microsoft.com/office/word/2016/wordml/cid" xmlns="http://schemas.microsoft.com/office/tasks/2019/documenttasks" xmlns:cr="http://schemas.microsoft.com/office/comments/2020/reactions">
+<w:styles xmlns:mc="http://schemas.openxmlformats.org/markup-compatibility/2006" xmlns:r="http://schemas.openxmlformats.org/officeDocument/2006/relationships" xmlns:w="http://schemas.openxmlformats.org/wordprocessingml/2006/main" xmlns:w14="http://schemas.microsoft.com/office/word/2010/wordml" xmlns:w15="http://schemas.microsoft.com/office/word/2012/wordml" xmlns:w16cex="http://schemas.microsoft.com/office/word/2018/wordml/cex" xmlns:w16cid="http://schemas.microsoft.com/office/word/2016/wordml/cid" xmlns:w16="http://schemas.microsoft.com/office/word/2018/wordml" xmlns:w16du="http://schemas.microsoft.com/office/word/2023/wordml/word16du" xmlns:w16sdtdh="http://schemas.microsoft.com/office/word/2020/wordml/sdtdatahash" xmlns:w16sdtfl="http://schemas.microsoft.com/office/word/2024/wordml/sdtformatlock" xmlns:w16se="http://schemas.microsoft.com/office/word/2015/wordml/symex" mc:Ignorable="w14 w15 w16se w16cid w16 w16cex w16sdtdh w16sdtfl w16du">
   <w:docDefaults>
     <w:rPrDefault>
       <w:rPr>
-        <w:rFonts w:ascii="Arial" w:cs="Arial" w:eastAsia="Arial" w:hAnsi="Arial"/>
+        <w:rFonts w:ascii="Arial" w:eastAsia="Arial" w:hAnsi="Arial" w:cs="Arial"/>
         <w:sz w:val="22"/>
         <w:szCs w:val="22"/>
-        <w:lang w:val="en_GB"/>
+        <w:lang w:val="en-GB" w:eastAsia="en-US" w:bidi="ar-SA"/>
       </w:rPr>
     </w:rPrDefault>
     <w:pPrDefault>
@@ -860,29 +2212,399 @@
       </w:pPr>
     </w:pPrDefault>
   </w:docDefaults>
-  <w:style w:type="table" w:styleId="TableNormal" w:default="1">
-    <w:name w:val="TableNormal"/>
-    <w:tblPr>
-      <w:tblCellMar>
-        <w:top w:w="100.0" w:type="dxa"/>
-        <w:left w:w="100.0" w:type="dxa"/>
-        <w:bottom w:w="100.0" w:type="dxa"/>
-        <w:right w:w="100.0" w:type="dxa"/>
-      </w:tblCellMar>
-    </w:tblPr>
-  </w:style>
-  <w:style w:type="paragraph" w:styleId="Normal" w:default="1">
-    <w:name w:val="normal"/>
+  <w:latentStyles w:defLockedState="0" w:defUIPriority="99" w:defSemiHidden="0" w:defUnhideWhenUsed="0" w:defQFormat="0" w:count="376">
+    <w:lsdException w:name="Normal" w:uiPriority="0" w:qFormat="1"/>
+    <w:lsdException w:name="heading 1" w:uiPriority="9" w:qFormat="1"/>
+    <w:lsdException w:name="heading 2" w:semiHidden="1" w:uiPriority="9" w:unhideWhenUsed="1" w:qFormat="1"/>
+    <w:lsdException w:name="heading 3" w:semiHidden="1" w:uiPriority="9" w:unhideWhenUsed="1" w:qFormat="1"/>
+    <w:lsdException w:name="heading 4" w:semiHidden="1" w:uiPriority="9" w:unhideWhenUsed="1" w:qFormat="1"/>
+    <w:lsdException w:name="heading 5" w:semiHidden="1" w:uiPriority="9" w:unhideWhenUsed="1" w:qFormat="1"/>
+    <w:lsdException w:name="heading 6" w:semiHidden="1" w:uiPriority="9" w:unhideWhenUsed="1" w:qFormat="1"/>
+    <w:lsdException w:name="heading 7" w:semiHidden="1" w:uiPriority="9" w:unhideWhenUsed="1" w:qFormat="1"/>
+    <w:lsdException w:name="heading 8" w:semiHidden="1" w:uiPriority="9" w:unhideWhenUsed="1" w:qFormat="1"/>
+    <w:lsdException w:name="heading 9" w:semiHidden="1" w:uiPriority="9" w:unhideWhenUsed="1" w:qFormat="1"/>
+    <w:lsdException w:name="index 1" w:semiHidden="1" w:unhideWhenUsed="1"/>
+    <w:lsdException w:name="index 2" w:semiHidden="1" w:unhideWhenUsed="1"/>
+    <w:lsdException w:name="index 3" w:semiHidden="1" w:unhideWhenUsed="1"/>
+    <w:lsdException w:name="index 4" w:semiHidden="1" w:unhideWhenUsed="1"/>
+    <w:lsdException w:name="index 5" w:semiHidden="1" w:unhideWhenUsed="1"/>
+    <w:lsdException w:name="index 6" w:semiHidden="1" w:unhideWhenUsed="1"/>
+    <w:lsdException w:name="index 7" w:semiHidden="1" w:unhideWhenUsed="1"/>
+    <w:lsdException w:name="index 8" w:semiHidden="1" w:unhideWhenUsed="1"/>
+    <w:lsdException w:name="index 9" w:semiHidden="1" w:unhideWhenUsed="1"/>
+    <w:lsdException w:name="toc 1" w:semiHidden="1" w:uiPriority="39" w:unhideWhenUsed="1"/>
+    <w:lsdException w:name="toc 2" w:semiHidden="1" w:uiPriority="39" w:unhideWhenUsed="1"/>
+    <w:lsdException w:name="toc 3" w:semiHidden="1" w:uiPriority="39" w:unhideWhenUsed="1"/>
+    <w:lsdException w:name="toc 4" w:semiHidden="1" w:uiPriority="39" w:unhideWhenUsed="1"/>
+    <w:lsdException w:name="toc 5" w:semiHidden="1" w:uiPriority="39" w:unhideWhenUsed="1"/>
+    <w:lsdException w:name="toc 6" w:semiHidden="1" w:uiPriority="39" w:unhideWhenUsed="1"/>
+    <w:lsdException w:name="toc 7" w:semiHidden="1" w:uiPriority="39" w:unhideWhenUsed="1"/>
+    <w:lsdException w:name="toc 8" w:semiHidden="1" w:uiPriority="39" w:unhideWhenUsed="1"/>
+    <w:lsdException w:name="toc 9" w:semiHidden="1" w:uiPriority="39" w:unhideWhenUsed="1"/>
+    <w:lsdException w:name="Normal Indent" w:semiHidden="1" w:unhideWhenUsed="1"/>
+    <w:lsdException w:name="footnote text" w:semiHidden="1" w:unhideWhenUsed="1"/>
+    <w:lsdException w:name="annotation text" w:semiHidden="1" w:unhideWhenUsed="1"/>
+    <w:lsdException w:name="header" w:semiHidden="1" w:unhideWhenUsed="1"/>
+    <w:lsdException w:name="footer" w:semiHidden="1" w:unhideWhenUsed="1"/>
+    <w:lsdException w:name="index heading" w:semiHidden="1" w:unhideWhenUsed="1"/>
+    <w:lsdException w:name="caption" w:semiHidden="1" w:uiPriority="35" w:unhideWhenUsed="1" w:qFormat="1"/>
+    <w:lsdException w:name="table of figures" w:semiHidden="1" w:unhideWhenUsed="1"/>
+    <w:lsdException w:name="envelope address" w:semiHidden="1" w:unhideWhenUsed="1"/>
+    <w:lsdException w:name="envelope return" w:semiHidden="1" w:unhideWhenUsed="1"/>
+    <w:lsdException w:name="footnote reference" w:semiHidden="1" w:unhideWhenUsed="1"/>
+    <w:lsdException w:name="annotation reference" w:semiHidden="1" w:unhideWhenUsed="1"/>
+    <w:lsdException w:name="line number" w:semiHidden="1" w:unhideWhenUsed="1"/>
+    <w:lsdException w:name="page number" w:semiHidden="1" w:unhideWhenUsed="1"/>
+    <w:lsdException w:name="endnote reference" w:semiHidden="1" w:unhideWhenUsed="1"/>
+    <w:lsdException w:name="endnote text" w:semiHidden="1" w:unhideWhenUsed="1"/>
+    <w:lsdException w:name="table of authorities" w:semiHidden="1" w:unhideWhenUsed="1"/>
+    <w:lsdException w:name="macro" w:semiHidden="1" w:unhideWhenUsed="1"/>
+    <w:lsdException w:name="toa heading" w:semiHidden="1" w:unhideWhenUsed="1"/>
+    <w:lsdException w:name="List" w:semiHidden="1" w:unhideWhenUsed="1"/>
+    <w:lsdException w:name="List Bullet" w:semiHidden="1" w:unhideWhenUsed="1"/>
+    <w:lsdException w:name="List Number" w:semiHidden="1" w:unhideWhenUsed="1"/>
+    <w:lsdException w:name="List 2" w:semiHidden="1" w:unhideWhenUsed="1"/>
+    <w:lsdException w:name="List 3" w:semiHidden="1" w:unhideWhenUsed="1"/>
+    <w:lsdException w:name="List 4" w:semiHidden="1" w:unhideWhenUsed="1"/>
+    <w:lsdException w:name="List 5" w:semiHidden="1" w:unhideWhenUsed="1"/>
+    <w:lsdException w:name="List Bullet 2" w:semiHidden="1" w:unhideWhenUsed="1"/>
+    <w:lsdException w:name="List Bullet 3" w:semiHidden="1" w:unhideWhenUsed="1"/>
+    <w:lsdException w:name="List Bullet 4" w:semiHidden="1" w:unhideWhenUsed="1"/>
+    <w:lsdException w:name="List Bullet 5" w:semiHidden="1" w:unhideWhenUsed="1"/>
+    <w:lsdException w:name="List Number 2" w:semiHidden="1" w:unhideWhenUsed="1"/>
+    <w:lsdException w:name="List Number 3" w:semiHidden="1" w:unhideWhenUsed="1"/>
+    <w:lsdException w:name="List Number 4" w:semiHidden="1" w:unhideWhenUsed="1"/>
+    <w:lsdException w:name="List Number 5" w:semiHidden="1" w:unhideWhenUsed="1"/>
+    <w:lsdException w:name="Title" w:uiPriority="10" w:qFormat="1"/>
+    <w:lsdException w:name="Closing" w:semiHidden="1" w:unhideWhenUsed="1"/>
+    <w:lsdException w:name="Signature" w:semiHidden="1" w:unhideWhenUsed="1"/>
+    <w:lsdException w:name="Default Paragraph Font" w:semiHidden="1" w:uiPriority="1" w:unhideWhenUsed="1"/>
+    <w:lsdException w:name="Body Text" w:semiHidden="1" w:unhideWhenUsed="1"/>
+    <w:lsdException w:name="Body Text Indent" w:semiHidden="1" w:unhideWhenUsed="1"/>
+    <w:lsdException w:name="List Continue" w:semiHidden="1" w:unhideWhenUsed="1"/>
+    <w:lsdException w:name="List Continue 2" w:semiHidden="1" w:unhideWhenUsed="1"/>
+    <w:lsdException w:name="List Continue 3" w:semiHidden="1" w:unhideWhenUsed="1"/>
+    <w:lsdException w:name="List Continue 4" w:semiHidden="1" w:unhideWhenUsed="1"/>
+    <w:lsdException w:name="List Continue 5" w:semiHidden="1" w:unhideWhenUsed="1"/>
+    <w:lsdException w:name="Message Header" w:semiHidden="1" w:unhideWhenUsed="1"/>
+    <w:lsdException w:name="Subtitle" w:uiPriority="11" w:qFormat="1"/>
+    <w:lsdException w:name="Salutation" w:semiHidden="1" w:unhideWhenUsed="1"/>
+    <w:lsdException w:name="Date" w:semiHidden="1" w:unhideWhenUsed="1"/>
+    <w:lsdException w:name="Body Text First Indent" w:semiHidden="1" w:unhideWhenUsed="1"/>
+    <w:lsdException w:name="Body Text First Indent 2" w:semiHidden="1" w:unhideWhenUsed="1"/>
+    <w:lsdException w:name="Note Heading" w:semiHidden="1" w:unhideWhenUsed="1"/>
+    <w:lsdException w:name="Body Text 2" w:semiHidden="1" w:unhideWhenUsed="1"/>
+    <w:lsdException w:name="Body Text 3" w:semiHidden="1" w:unhideWhenUsed="1"/>
+    <w:lsdException w:name="Body Text Indent 2" w:semiHidden="1" w:unhideWhenUsed="1"/>
+    <w:lsdException w:name="Body Text Indent 3" w:semiHidden="1" w:unhideWhenUsed="1"/>
+    <w:lsdException w:name="Block Text" w:semiHidden="1" w:unhideWhenUsed="1"/>
+    <w:lsdException w:name="Hyperlink" w:semiHidden="1" w:unhideWhenUsed="1"/>
+    <w:lsdException w:name="FollowedHyperlink" w:semiHidden="1" w:unhideWhenUsed="1"/>
+    <w:lsdException w:name="Strong" w:uiPriority="22" w:qFormat="1"/>
+    <w:lsdException w:name="Emphasis" w:uiPriority="20" w:qFormat="1"/>
+    <w:lsdException w:name="Document Map" w:semiHidden="1" w:unhideWhenUsed="1"/>
+    <w:lsdException w:name="Plain Text" w:semiHidden="1" w:unhideWhenUsed="1"/>
+    <w:lsdException w:name="E-mail Signature" w:semiHidden="1" w:unhideWhenUsed="1"/>
+    <w:lsdException w:name="HTML Top of Form" w:semiHidden="1" w:unhideWhenUsed="1"/>
+    <w:lsdException w:name="HTML Bottom of Form" w:semiHidden="1" w:unhideWhenUsed="1"/>
+    <w:lsdException w:name="Normal (Web)" w:semiHidden="1" w:unhideWhenUsed="1"/>
+    <w:lsdException w:name="HTML Acronym" w:semiHidden="1" w:unhideWhenUsed="1"/>
+    <w:lsdException w:name="HTML Address" w:semiHidden="1" w:unhideWhenUsed="1"/>
+    <w:lsdException w:name="HTML Cite" w:semiHidden="1" w:unhideWhenUsed="1"/>
+    <w:lsdException w:name="HTML Code" w:semiHidden="1" w:unhideWhenUsed="1"/>
+    <w:lsdException w:name="HTML Definition" w:semiHidden="1" w:unhideWhenUsed="1"/>
+    <w:lsdException w:name="HTML Keyboard" w:semiHidden="1" w:unhideWhenUsed="1"/>
+    <w:lsdException w:name="HTML Preformatted" w:semiHidden="1" w:unhideWhenUsed="1"/>
+    <w:lsdException w:name="HTML Sample" w:semiHidden="1" w:unhideWhenUsed="1"/>
+    <w:lsdException w:name="HTML Typewriter" w:semiHidden="1" w:unhideWhenUsed="1"/>
+    <w:lsdException w:name="HTML Variable" w:semiHidden="1" w:unhideWhenUsed="1"/>
+    <w:lsdException w:name="Normal Table" w:semiHidden="1" w:unhideWhenUsed="1"/>
+    <w:lsdException w:name="annotation subject" w:semiHidden="1" w:unhideWhenUsed="1"/>
+    <w:lsdException w:name="No List" w:semiHidden="1" w:unhideWhenUsed="1"/>
+    <w:lsdException w:name="Outline List 1" w:semiHidden="1" w:unhideWhenUsed="1"/>
+    <w:lsdException w:name="Outline List 2" w:semiHidden="1" w:unhideWhenUsed="1"/>
+    <w:lsdException w:name="Outline List 3" w:semiHidden="1" w:unhideWhenUsed="1"/>
+    <w:lsdException w:name="Table Simple 1" w:semiHidden="1" w:unhideWhenUsed="1"/>
+    <w:lsdException w:name="Table Simple 2" w:semiHidden="1" w:unhideWhenUsed="1"/>
+    <w:lsdException w:name="Table Simple 3" w:semiHidden="1" w:unhideWhenUsed="1"/>
+    <w:lsdException w:name="Table Classic 1" w:semiHidden="1" w:unhideWhenUsed="1"/>
+    <w:lsdException w:name="Table Classic 2" w:semiHidden="1" w:unhideWhenUsed="1"/>
+    <w:lsdException w:name="Table Classic 3" w:semiHidden="1" w:unhideWhenUsed="1"/>
+    <w:lsdException w:name="Table Classic 4" w:semiHidden="1" w:unhideWhenUsed="1"/>
+    <w:lsdException w:name="Table Colorful 1" w:semiHidden="1" w:unhideWhenUsed="1"/>
+    <w:lsdException w:name="Table Colorful 2" w:semiHidden="1" w:unhideWhenUsed="1"/>
+    <w:lsdException w:name="Table Colorful 3" w:semiHidden="1" w:unhideWhenUsed="1"/>
+    <w:lsdException w:name="Table Columns 1" w:semiHidden="1" w:unhideWhenUsed="1"/>
+    <w:lsdException w:name="Table Columns 2" w:semiHidden="1" w:unhideWhenUsed="1"/>
+    <w:lsdException w:name="Table Columns 3" w:semiHidden="1" w:unhideWhenUsed="1"/>
+    <w:lsdException w:name="Table Columns 4" w:semiHidden="1" w:unhideWhenUsed="1"/>
+    <w:lsdException w:name="Table Columns 5" w:semiHidden="1" w:unhideWhenUsed="1"/>
+    <w:lsdException w:name="Table Grid 1" w:semiHidden="1" w:unhideWhenUsed="1"/>
+    <w:lsdException w:name="Table Grid 2" w:semiHidden="1" w:unhideWhenUsed="1"/>
+    <w:lsdException w:name="Table Grid 3" w:semiHidden="1" w:unhideWhenUsed="1"/>
+    <w:lsdException w:name="Table Grid 4" w:semiHidden="1" w:unhideWhenUsed="1"/>
+    <w:lsdException w:name="Table Grid 5" w:semiHidden="1" w:unhideWhenUsed="1"/>
+    <w:lsdException w:name="Table Grid 6" w:semiHidden="1" w:unhideWhenUsed="1"/>
+    <w:lsdException w:name="Table Grid 7" w:semiHidden="1" w:unhideWhenUsed="1"/>
+    <w:lsdException w:name="Table Grid 8" w:semiHidden="1" w:unhideWhenUsed="1"/>
+    <w:lsdException w:name="Table List 1" w:semiHidden="1" w:unhideWhenUsed="1"/>
+    <w:lsdException w:name="Table List 2" w:semiHidden="1" w:unhideWhenUsed="1"/>
+    <w:lsdException w:name="Table List 3" w:semiHidden="1" w:unhideWhenUsed="1"/>
+    <w:lsdException w:name="Table List 4" w:semiHidden="1" w:unhideWhenUsed="1"/>
+    <w:lsdException w:name="Table List 5" w:semiHidden="1" w:unhideWhenUsed="1"/>
+    <w:lsdException w:name="Table List 6" w:semiHidden="1" w:unhideWhenUsed="1"/>
+    <w:lsdException w:name="Table List 7" w:semiHidden="1" w:unhideWhenUsed="1"/>
+    <w:lsdException w:name="Table List 8" w:semiHidden="1" w:unhideWhenUsed="1"/>
+    <w:lsdException w:name="Table 3D effects 1" w:semiHidden="1" w:unhideWhenUsed="1"/>
+    <w:lsdException w:name="Table 3D effects 2" w:semiHidden="1" w:unhideWhenUsed="1"/>
+    <w:lsdException w:name="Table 3D effects 3" w:semiHidden="1" w:unhideWhenUsed="1"/>
+    <w:lsdException w:name="Table Contemporary" w:semiHidden="1" w:unhideWhenUsed="1"/>
+    <w:lsdException w:name="Table Elegant" w:semiHidden="1" w:unhideWhenUsed="1"/>
+    <w:lsdException w:name="Table Professional" w:semiHidden="1" w:unhideWhenUsed="1"/>
+    <w:lsdException w:name="Table Subtle 1" w:semiHidden="1" w:unhideWhenUsed="1"/>
+    <w:lsdException w:name="Table Subtle 2" w:semiHidden="1" w:unhideWhenUsed="1"/>
+    <w:lsdException w:name="Table Web 1" w:semiHidden="1" w:unhideWhenUsed="1"/>
+    <w:lsdException w:name="Table Web 2" w:semiHidden="1" w:unhideWhenUsed="1"/>
+    <w:lsdException w:name="Table Web 3" w:semiHidden="1" w:unhideWhenUsed="1"/>
+    <w:lsdException w:name="Balloon Text" w:semiHidden="1" w:unhideWhenUsed="1"/>
+    <w:lsdException w:name="Table Grid" w:uiPriority="39"/>
+    <w:lsdException w:name="Table Theme" w:semiHidden="1" w:unhideWhenUsed="1"/>
+    <w:lsdException w:name="Placeholder Text" w:semiHidden="1"/>
+    <w:lsdException w:name="No Spacing" w:uiPriority="1" w:qFormat="1"/>
+    <w:lsdException w:name="Light Shading" w:uiPriority="60"/>
+    <w:lsdException w:name="Light List" w:uiPriority="61"/>
+    <w:lsdException w:name="Light Grid" w:uiPriority="62"/>
+    <w:lsdException w:name="Medium Shading 1" w:uiPriority="63"/>
+    <w:lsdException w:name="Medium Shading 2" w:uiPriority="64"/>
+    <w:lsdException w:name="Medium List 1" w:uiPriority="65"/>
+    <w:lsdException w:name="Medium List 2" w:uiPriority="66"/>
+    <w:lsdException w:name="Medium Grid 1" w:uiPriority="67"/>
+    <w:lsdException w:name="Medium Grid 2" w:uiPriority="68"/>
+    <w:lsdException w:name="Medium Grid 3" w:uiPriority="69"/>
+    <w:lsdException w:name="Dark List" w:uiPriority="70"/>
+    <w:lsdException w:name="Colorful Shading" w:uiPriority="71"/>
+    <w:lsdException w:name="Colorful List" w:uiPriority="72"/>
+    <w:lsdException w:name="Colorful Grid" w:uiPriority="73"/>
+    <w:lsdException w:name="Light Shading Accent 1" w:uiPriority="60"/>
+    <w:lsdException w:name="Light List Accent 1" w:uiPriority="61"/>
+    <w:lsdException w:name="Light Grid Accent 1" w:uiPriority="62"/>
+    <w:lsdException w:name="Medium Shading 1 Accent 1" w:uiPriority="63"/>
+    <w:lsdException w:name="Medium Shading 2 Accent 1" w:uiPriority="64"/>
+    <w:lsdException w:name="Medium List 1 Accent 1" w:uiPriority="65"/>
+    <w:lsdException w:name="Revision" w:semiHidden="1"/>
+    <w:lsdException w:name="List Paragraph" w:uiPriority="34" w:qFormat="1"/>
+    <w:lsdException w:name="Quote" w:uiPriority="29" w:qFormat="1"/>
+    <w:lsdException w:name="Intense Quote" w:uiPriority="30" w:qFormat="1"/>
+    <w:lsdException w:name="Medium List 2 Accent 1" w:uiPriority="66"/>
+    <w:lsdException w:name="Medium Grid 1 Accent 1" w:uiPriority="67"/>
+    <w:lsdException w:name="Medium Grid 2 Accent 1" w:uiPriority="68"/>
+    <w:lsdException w:name="Medium Grid 3 Accent 1" w:uiPriority="69"/>
+    <w:lsdException w:name="Dark List Accent 1" w:uiPriority="70"/>
+    <w:lsdException w:name="Colorful Shading Accent 1" w:uiPriority="71"/>
+    <w:lsdException w:name="Colorful List Accent 1" w:uiPriority="72"/>
+    <w:lsdException w:name="Colorful Grid Accent 1" w:uiPriority="73"/>
+    <w:lsdException w:name="Light Shading Accent 2" w:uiPriority="60"/>
+    <w:lsdException w:name="Light List Accent 2" w:uiPriority="61"/>
+    <w:lsdException w:name="Light Grid Accent 2" w:uiPriority="62"/>
+    <w:lsdException w:name="Medium Shading 1 Accent 2" w:uiPriority="63"/>
+    <w:lsdException w:name="Medium Shading 2 Accent 2" w:uiPriority="64"/>
+    <w:lsdException w:name="Medium List 1 Accent 2" w:uiPriority="65"/>
+    <w:lsdException w:name="Medium List 2 Accent 2" w:uiPriority="66"/>
+    <w:lsdException w:name="Medium Grid 1 Accent 2" w:uiPriority="67"/>
+    <w:lsdException w:name="Medium Grid 2 Accent 2" w:uiPriority="68"/>
+    <w:lsdException w:name="Medium Grid 3 Accent 2" w:uiPriority="69"/>
+    <w:lsdException w:name="Dark List Accent 2" w:uiPriority="70"/>
+    <w:lsdException w:name="Colorful Shading Accent 2" w:uiPriority="71"/>
+    <w:lsdException w:name="Colorful List Accent 2" w:uiPriority="72"/>
+    <w:lsdException w:name="Colorful Grid Accent 2" w:uiPriority="73"/>
+    <w:lsdException w:name="Light Shading Accent 3" w:uiPriority="60"/>
+    <w:lsdException w:name="Light List Accent 3" w:uiPriority="61"/>
+    <w:lsdException w:name="Light Grid Accent 3" w:uiPriority="62"/>
+    <w:lsdException w:name="Medium Shading 1 Accent 3" w:uiPriority="63"/>
+    <w:lsdException w:name="Medium Shading 2 Accent 3" w:uiPriority="64"/>
+    <w:lsdException w:name="Medium List 1 Accent 3" w:uiPriority="65"/>
+    <w:lsdException w:name="Medium List 2 Accent 3" w:uiPriority="66"/>
+    <w:lsdException w:name="Medium Grid 1 Accent 3" w:uiPriority="67"/>
+    <w:lsdException w:name="Medium Grid 2 Accent 3" w:uiPriority="68"/>
+    <w:lsdException w:name="Medium Grid 3 Accent 3" w:uiPriority="69"/>
+    <w:lsdException w:name="Dark List Accent 3" w:uiPriority="70"/>
+    <w:lsdException w:name="Colorful Shading Accent 3" w:uiPriority="71"/>
+    <w:lsdException w:name="Colorful List Accent 3" w:uiPriority="72"/>
+    <w:lsdException w:name="Colorful Grid Accent 3" w:uiPriority="73"/>
+    <w:lsdException w:name="Light Shading Accent 4" w:uiPriority="60"/>
+    <w:lsdException w:name="Light List Accent 4" w:uiPriority="61"/>
+    <w:lsdException w:name="Light Grid Accent 4" w:uiPriority="62"/>
+    <w:lsdException w:name="Medium Shading 1 Accent 4" w:uiPriority="63"/>
+    <w:lsdException w:name="Medium Shading 2 Accent 4" w:uiPriority="64"/>
+    <w:lsdException w:name="Medium List 1 Accent 4" w:uiPriority="65"/>
+    <w:lsdException w:name="Medium List 2 Accent 4" w:uiPriority="66"/>
+    <w:lsdException w:name="Medium Grid 1 Accent 4" w:uiPriority="67"/>
+    <w:lsdException w:name="Medium Grid 2 Accent 4" w:uiPriority="68"/>
+    <w:lsdException w:name="Medium Grid 3 Accent 4" w:uiPriority="69"/>
+    <w:lsdException w:name="Dark List Accent 4" w:uiPriority="70"/>
+    <w:lsdException w:name="Colorful Shading Accent 4" w:uiPriority="71"/>
+    <w:lsdException w:name="Colorful List Accent 4" w:uiPriority="72"/>
+    <w:lsdException w:name="Colorful Grid Accent 4" w:uiPriority="73"/>
+    <w:lsdException w:name="Light Shading Accent 5" w:uiPriority="60"/>
+    <w:lsdException w:name="Light List Accent 5" w:uiPriority="61"/>
+    <w:lsdException w:name="Light Grid Accent 5" w:uiPriority="62"/>
+    <w:lsdException w:name="Medium Shading 1 Accent 5" w:uiPriority="63"/>
+    <w:lsdException w:name="Medium Shading 2 Accent 5" w:uiPriority="64"/>
+    <w:lsdException w:name="Medium List 1 Accent 5" w:uiPriority="65"/>
+    <w:lsdException w:name="Medium List 2 Accent 5" w:uiPriority="66"/>
+    <w:lsdException w:name="Medium Grid 1 Accent 5" w:uiPriority="67"/>
+    <w:lsdException w:name="Medium Grid 2 Accent 5" w:uiPriority="68"/>
+    <w:lsdException w:name="Medium Grid 3 Accent 5" w:uiPriority="69"/>
+    <w:lsdException w:name="Dark List Accent 5" w:uiPriority="70"/>
+    <w:lsdException w:name="Colorful Shading Accent 5" w:uiPriority="71"/>
+    <w:lsdException w:name="Colorful List Accent 5" w:uiPriority="72"/>
+    <w:lsdException w:name="Colorful Grid Accent 5" w:uiPriority="73"/>
+    <w:lsdException w:name="Light Shading Accent 6" w:uiPriority="60"/>
+    <w:lsdException w:name="Light List Accent 6" w:uiPriority="61"/>
+    <w:lsdException w:name="Light Grid Accent 6" w:uiPriority="62"/>
+    <w:lsdException w:name="Medium Shading 1 Accent 6" w:uiPriority="63"/>
+    <w:lsdException w:name="Medium Shading 2 Accent 6" w:uiPriority="64"/>
+    <w:lsdException w:name="Medium List 1 Accent 6" w:uiPriority="65"/>
+    <w:lsdException w:name="Medium List 2 Accent 6" w:uiPriority="66"/>
+    <w:lsdException w:name="Medium Grid 1 Accent 6" w:uiPriority="67"/>
+    <w:lsdException w:name="Medium Grid 2 Accent 6" w:uiPriority="68"/>
+    <w:lsdException w:name="Medium Grid 3 Accent 6" w:uiPriority="69"/>
+    <w:lsdException w:name="Dark List Accent 6" w:uiPriority="70"/>
+    <w:lsdException w:name="Colorful Shading Accent 6" w:uiPriority="71"/>
+    <w:lsdException w:name="Colorful List Accent 6" w:uiPriority="72"/>
+    <w:lsdException w:name="Colorful Grid Accent 6" w:uiPriority="73"/>
+    <w:lsdException w:name="Subtle Emphasis" w:uiPriority="19" w:qFormat="1"/>
+    <w:lsdException w:name="Intense Emphasis" w:uiPriority="21" w:qFormat="1"/>
+    <w:lsdException w:name="Subtle Reference" w:uiPriority="31" w:qFormat="1"/>
+    <w:lsdException w:name="Intense Reference" w:uiPriority="32" w:qFormat="1"/>
+    <w:lsdException w:name="Book Title" w:uiPriority="33" w:qFormat="1"/>
+    <w:lsdException w:name="Bibliography" w:semiHidden="1" w:uiPriority="37" w:unhideWhenUsed="1"/>
+    <w:lsdException w:name="TOC Heading" w:semiHidden="1" w:uiPriority="39" w:unhideWhenUsed="1" w:qFormat="1"/>
+    <w:lsdException w:name="Plain Table 1" w:uiPriority="41"/>
+    <w:lsdException w:name="Plain Table 2" w:uiPriority="42"/>
+    <w:lsdException w:name="Plain Table 3" w:uiPriority="43"/>
+    <w:lsdException w:name="Plain Table 4" w:uiPriority="44"/>
+    <w:lsdException w:name="Plain Table 5" w:uiPriority="45"/>
+    <w:lsdException w:name="Grid Table Light" w:uiPriority="40"/>
+    <w:lsdException w:name="Grid Table 1 Light" w:uiPriority="46"/>
+    <w:lsdException w:name="Grid Table 2" w:uiPriority="47"/>
+    <w:lsdException w:name="Grid Table 3" w:uiPriority="48"/>
+    <w:lsdException w:name="Grid Table 4" w:uiPriority="49"/>
+    <w:lsdException w:name="Grid Table 5 Dark" w:uiPriority="50"/>
+    <w:lsdException w:name="Grid Table 6 Colorful" w:uiPriority="51"/>
+    <w:lsdException w:name="Grid Table 7 Colorful" w:uiPriority="52"/>
+    <w:lsdException w:name="Grid Table 1 Light Accent 1" w:uiPriority="46"/>
+    <w:lsdException w:name="Grid Table 2 Accent 1" w:uiPriority="47"/>
+    <w:lsdException w:name="Grid Table 3 Accent 1" w:uiPriority="48"/>
+    <w:lsdException w:name="Grid Table 4 Accent 1" w:uiPriority="49"/>
+    <w:lsdException w:name="Grid Table 5 Dark Accent 1" w:uiPriority="50"/>
+    <w:lsdException w:name="Grid Table 6 Colorful Accent 1" w:uiPriority="51"/>
+    <w:lsdException w:name="Grid Table 7 Colorful Accent 1" w:uiPriority="52"/>
+    <w:lsdException w:name="Grid Table 1 Light Accent 2" w:uiPriority="46"/>
+    <w:lsdException w:name="Grid Table 2 Accent 2" w:uiPriority="47"/>
+    <w:lsdException w:name="Grid Table 3 Accent 2" w:uiPriority="48"/>
+    <w:lsdException w:name="Grid Table 4 Accent 2" w:uiPriority="49"/>
+    <w:lsdException w:name="Grid Table 5 Dark Accent 2" w:uiPriority="50"/>
+    <w:lsdException w:name="Grid Table 6 Colorful Accent 2" w:uiPriority="51"/>
+    <w:lsdException w:name="Grid Table 7 Colorful Accent 2" w:uiPriority="52"/>
+    <w:lsdException w:name="Grid Table 1 Light Accent 3" w:uiPriority="46"/>
+    <w:lsdException w:name="Grid Table 2 Accent 3" w:uiPriority="47"/>
+    <w:lsdException w:name="Grid Table 3 Accent 3" w:uiPriority="48"/>
+    <w:lsdException w:name="Grid Table 4 Accent 3" w:uiPriority="49"/>
+    <w:lsdException w:name="Grid Table 5 Dark Accent 3" w:uiPriority="50"/>
+    <w:lsdException w:name="Grid Table 6 Colorful Accent 3" w:uiPriority="51"/>
+    <w:lsdException w:name="Grid Table 7 Colorful Accent 3" w:uiPriority="52"/>
+    <w:lsdException w:name="Grid Table 1 Light Accent 4" w:uiPriority="46"/>
+    <w:lsdException w:name="Grid Table 2 Accent 4" w:uiPriority="47"/>
+    <w:lsdException w:name="Grid Table 3 Accent 4" w:uiPriority="48"/>
+    <w:lsdException w:name="Grid Table 4 Accent 4" w:uiPriority="49"/>
+    <w:lsdException w:name="Grid Table 5 Dark Accent 4" w:uiPriority="50"/>
+    <w:lsdException w:name="Grid Table 6 Colorful Accent 4" w:uiPriority="51"/>
+    <w:lsdException w:name="Grid Table 7 Colorful Accent 4" w:uiPriority="52"/>
+    <w:lsdException w:name="Grid Table 1 Light Accent 5" w:uiPriority="46"/>
+    <w:lsdException w:name="Grid Table 2 Accent 5" w:uiPriority="47"/>
+    <w:lsdException w:name="Grid Table 3 Accent 5" w:uiPriority="48"/>
+    <w:lsdException w:name="Grid Table 4 Accent 5" w:uiPriority="49"/>
+    <w:lsdException w:name="Grid Table 5 Dark Accent 5" w:uiPriority="50"/>
+    <w:lsdException w:name="Grid Table 6 Colorful Accent 5" w:uiPriority="51"/>
+    <w:lsdException w:name="Grid Table 7 Colorful Accent 5" w:uiPriority="52"/>
+    <w:lsdException w:name="Grid Table 1 Light Accent 6" w:uiPriority="46"/>
+    <w:lsdException w:name="Grid Table 2 Accent 6" w:uiPriority="47"/>
+    <w:lsdException w:name="Grid Table 3 Accent 6" w:uiPriority="48"/>
+    <w:lsdException w:name="Grid Table 4 Accent 6" w:uiPriority="49"/>
+    <w:lsdException w:name="Grid Table 5 Dark Accent 6" w:uiPriority="50"/>
+    <w:lsdException w:name="Grid Table 6 Colorful Accent 6" w:uiPriority="51"/>
+    <w:lsdException w:name="Grid Table 7 Colorful Accent 6" w:uiPriority="52"/>
+    <w:lsdException w:name="List Table 1 Light" w:uiPriority="46"/>
+    <w:lsdException w:name="List Table 2" w:uiPriority="47"/>
+    <w:lsdException w:name="List Table 3" w:uiPriority="48"/>
+    <w:lsdException w:name="List Table 4" w:uiPriority="49"/>
+    <w:lsdException w:name="List Table 5 Dark" w:uiPriority="50"/>
+    <w:lsdException w:name="List Table 6 Colorful" w:uiPriority="51"/>
+    <w:lsdException w:name="List Table 7 Colorful" w:uiPriority="52"/>
+    <w:lsdException w:name="List Table 1 Light Accent 1" w:uiPriority="46"/>
+    <w:lsdException w:name="List Table 2 Accent 1" w:uiPriority="47"/>
+    <w:lsdException w:name="List Table 3 Accent 1" w:uiPriority="48"/>
+    <w:lsdException w:name="List Table 4 Accent 1" w:uiPriority="49"/>
+    <w:lsdException w:name="List Table 5 Dark Accent 1" w:uiPriority="50"/>
+    <w:lsdException w:name="List Table 6 Colorful Accent 1" w:uiPriority="51"/>
+    <w:lsdException w:name="List Table 7 Colorful Accent 1" w:uiPriority="52"/>
+    <w:lsdException w:name="List Table 1 Light Accent 2" w:uiPriority="46"/>
+    <w:lsdException w:name="List Table 2 Accent 2" w:uiPriority="47"/>
+    <w:lsdException w:name="List Table 3 Accent 2" w:uiPriority="48"/>
+    <w:lsdException w:name="List Table 4 Accent 2" w:uiPriority="49"/>
+    <w:lsdException w:name="List Table 5 Dark Accent 2" w:uiPriority="50"/>
+    <w:lsdException w:name="List Table 6 Colorful Accent 2" w:uiPriority="51"/>
+    <w:lsdException w:name="List Table 7 Colorful Accent 2" w:uiPriority="52"/>
+    <w:lsdException w:name="List Table 1 Light Accent 3" w:uiPriority="46"/>
+    <w:lsdException w:name="List Table 2 Accent 3" w:uiPriority="47"/>
+    <w:lsdException w:name="List Table 3 Accent 3" w:uiPriority="48"/>
+    <w:lsdException w:name="List Table 4 Accent 3" w:uiPriority="49"/>
+    <w:lsdException w:name="List Table 5 Dark Accent 3" w:uiPriority="50"/>
+    <w:lsdException w:name="List Table 6 Colorful Accent 3" w:uiPriority="51"/>
+    <w:lsdException w:name="List Table 7 Colorful Accent 3" w:uiPriority="52"/>
+    <w:lsdException w:name="List Table 1 Light Accent 4" w:uiPriority="46"/>
+    <w:lsdException w:name="List Table 2 Accent 4" w:uiPriority="47"/>
+    <w:lsdException w:name="List Table 3 Accent 4" w:uiPriority="48"/>
+    <w:lsdException w:name="List Table 4 Accent 4" w:uiPriority="49"/>
+    <w:lsdException w:name="List Table 5 Dark Accent 4" w:uiPriority="50"/>
+    <w:lsdException w:name="List Table 6 Colorful Accent 4" w:uiPriority="51"/>
+    <w:lsdException w:name="List Table 7 Colorful Accent 4" w:uiPriority="52"/>
+    <w:lsdException w:name="List Table 1 Light Accent 5" w:uiPriority="46"/>
+    <w:lsdException w:name="List Table 2 Accent 5" w:uiPriority="47"/>
+    <w:lsdException w:name="List Table 3 Accent 5" w:uiPriority="48"/>
+    <w:lsdException w:name="List Table 4 Accent 5" w:uiPriority="49"/>
+    <w:lsdException w:name="List Table 5 Dark Accent 5" w:uiPriority="50"/>
+    <w:lsdException w:name="List Table 6 Colorful Accent 5" w:uiPriority="51"/>
+    <w:lsdException w:name="List Table 7 Colorful Accent 5" w:uiPriority="52"/>
+    <w:lsdException w:name="List Table 1 Light Accent 6" w:uiPriority="46"/>
+    <w:lsdException w:name="List Table 2 Accent 6" w:uiPriority="47"/>
+    <w:lsdException w:name="List Table 3 Accent 6" w:uiPriority="48"/>
+    <w:lsdException w:name="List Table 4 Accent 6" w:uiPriority="49"/>
+    <w:lsdException w:name="List Table 5 Dark Accent 6" w:uiPriority="50"/>
+    <w:lsdException w:name="List Table 6 Colorful Accent 6" w:uiPriority="51"/>
+    <w:lsdException w:name="List Table 7 Colorful Accent 6" w:uiPriority="52"/>
+    <w:lsdException w:name="Mention" w:semiHidden="1" w:unhideWhenUsed="1"/>
+    <w:lsdException w:name="Smart Hyperlink" w:semiHidden="1" w:unhideWhenUsed="1"/>
+    <w:lsdException w:name="Hashtag" w:semiHidden="1" w:unhideWhenUsed="1"/>
+    <w:lsdException w:name="Unresolved Mention" w:semiHidden="1" w:unhideWhenUsed="1"/>
+    <w:lsdException w:name="Smart Link" w:semiHidden="1" w:unhideWhenUsed="1"/>
+  </w:latentStyles>
+  <w:style w:type="paragraph" w:default="1" w:styleId="Normal">
+    <w:name w:val="Normal"/>
+    <w:qFormat/>
   </w:style>
   <w:style w:type="paragraph" w:styleId="Heading1">
     <w:name w:val="heading 1"/>
     <w:basedOn w:val="Normal"/>
     <w:next w:val="Normal"/>
+    <w:uiPriority w:val="9"/>
+    <w:qFormat/>
     <w:pPr>
-      <w:keepNext w:val="1"/>
-      <w:keepLines w:val="1"/>
-      <w:pageBreakBefore w:val="0"/>
-      <w:spacing w:after="120" w:before="400" w:lineRule="auto"/>
+      <w:keepNext/>
+      <w:keepLines/>
+      <w:spacing w:before="400" w:after="120"/>
+      <w:outlineLvl w:val="0"/>
     </w:pPr>
     <w:rPr>
       <w:sz w:val="40"/>
@@ -893,15 +2615,17 @@
     <w:name w:val="heading 2"/>
     <w:basedOn w:val="Normal"/>
     <w:next w:val="Normal"/>
+    <w:uiPriority w:val="9"/>
+    <w:semiHidden/>
+    <w:unhideWhenUsed/>
+    <w:qFormat/>
     <w:pPr>
-      <w:keepNext w:val="1"/>
-      <w:keepLines w:val="1"/>
-      <w:pageBreakBefore w:val="0"/>
-      <w:spacing w:after="120" w:before="360" w:lineRule="auto"/>
+      <w:keepNext/>
+      <w:keepLines/>
+      <w:spacing w:before="360" w:after="120"/>
+      <w:outlineLvl w:val="1"/>
     </w:pPr>
     <w:rPr>
-      <w:b w:val="0"/>
-      <w:bCs w:val="0"/>
       <w:sz w:val="32"/>
       <w:szCs w:val="32"/>
     </w:rPr>
@@ -910,15 +2634,17 @@
     <w:name w:val="heading 3"/>
     <w:basedOn w:val="Normal"/>
     <w:next w:val="Normal"/>
+    <w:uiPriority w:val="9"/>
+    <w:semiHidden/>
+    <w:unhideWhenUsed/>
+    <w:qFormat/>
     <w:pPr>
-      <w:keepNext w:val="1"/>
-      <w:keepLines w:val="1"/>
-      <w:pageBreakBefore w:val="0"/>
-      <w:spacing w:after="80" w:before="320" w:lineRule="auto"/>
+      <w:keepNext/>
+      <w:keepLines/>
+      <w:spacing w:before="320" w:after="80"/>
+      <w:outlineLvl w:val="2"/>
     </w:pPr>
     <w:rPr>
-      <w:b w:val="0"/>
-      <w:bCs w:val="0"/>
       <w:color w:val="434343"/>
       <w:sz w:val="28"/>
       <w:szCs w:val="28"/>
@@ -928,11 +2654,15 @@
     <w:name w:val="heading 4"/>
     <w:basedOn w:val="Normal"/>
     <w:next w:val="Normal"/>
+    <w:uiPriority w:val="9"/>
+    <w:semiHidden/>
+    <w:unhideWhenUsed/>
+    <w:qFormat/>
     <w:pPr>
-      <w:keepNext w:val="1"/>
-      <w:keepLines w:val="1"/>
-      <w:pageBreakBefore w:val="0"/>
-      <w:spacing w:after="80" w:before="280" w:lineRule="auto"/>
+      <w:keepNext/>
+      <w:keepLines/>
+      <w:spacing w:before="280" w:after="80"/>
+      <w:outlineLvl w:val="3"/>
     </w:pPr>
     <w:rPr>
       <w:color w:val="666666"/>
@@ -944,45 +2674,88 @@
     <w:name w:val="heading 5"/>
     <w:basedOn w:val="Normal"/>
     <w:next w:val="Normal"/>
+    <w:uiPriority w:val="9"/>
+    <w:semiHidden/>
+    <w:unhideWhenUsed/>
+    <w:qFormat/>
     <w:pPr>
-      <w:keepNext w:val="1"/>
-      <w:keepLines w:val="1"/>
-      <w:pageBreakBefore w:val="0"/>
-      <w:spacing w:after="80" w:before="240" w:lineRule="auto"/>
+      <w:keepNext/>
+      <w:keepLines/>
+      <w:spacing w:before="240" w:after="80"/>
+      <w:outlineLvl w:val="4"/>
     </w:pPr>
     <w:rPr>
       <w:color w:val="666666"/>
-      <w:sz w:val="22"/>
-      <w:szCs w:val="22"/>
     </w:rPr>
   </w:style>
   <w:style w:type="paragraph" w:styleId="Heading6">
     <w:name w:val="heading 6"/>
     <w:basedOn w:val="Normal"/>
     <w:next w:val="Normal"/>
+    <w:uiPriority w:val="9"/>
+    <w:semiHidden/>
+    <w:unhideWhenUsed/>
+    <w:qFormat/>
     <w:pPr>
-      <w:keepNext w:val="1"/>
-      <w:keepLines w:val="1"/>
-      <w:pageBreakBefore w:val="0"/>
-      <w:spacing w:after="80" w:before="240" w:lineRule="auto"/>
+      <w:keepNext/>
+      <w:keepLines/>
+      <w:spacing w:before="240" w:after="80"/>
+      <w:outlineLvl w:val="5"/>
     </w:pPr>
     <w:rPr>
-      <w:i w:val="1"/>
-      <w:iCs w:val="1"/>
+      <w:i/>
+      <w:iCs/>
       <w:color w:val="666666"/>
-      <w:sz w:val="22"/>
-      <w:szCs w:val="22"/>
     </w:rPr>
+  </w:style>
+  <w:style w:type="character" w:default="1" w:styleId="DefaultParagraphFont">
+    <w:name w:val="Default Paragraph Font"/>
+    <w:uiPriority w:val="1"/>
+    <w:semiHidden/>
+    <w:unhideWhenUsed/>
+  </w:style>
+  <w:style w:type="table" w:default="1" w:styleId="TableNormal">
+    <w:name w:val="Normal Table"/>
+    <w:uiPriority w:val="99"/>
+    <w:semiHidden/>
+    <w:unhideWhenUsed/>
+    <w:tblPr>
+      <w:tblInd w:w="0" w:type="dxa"/>
+      <w:tblCellMar>
+        <w:top w:w="0" w:type="dxa"/>
+        <w:left w:w="108" w:type="dxa"/>
+        <w:bottom w:w="0" w:type="dxa"/>
+        <w:right w:w="108" w:type="dxa"/>
+      </w:tblCellMar>
+    </w:tblPr>
+  </w:style>
+  <w:style w:type="numbering" w:default="1" w:styleId="NoList">
+    <w:name w:val="No List"/>
+    <w:uiPriority w:val="99"/>
+    <w:semiHidden/>
+    <w:unhideWhenUsed/>
+  </w:style>
+  <w:style w:type="table" w:customStyle="1" w:styleId="TableNormal0">
+    <w:name w:val="TableNormal"/>
+    <w:tblPr>
+      <w:tblCellMar>
+        <w:top w:w="100" w:type="dxa"/>
+        <w:left w:w="100" w:type="dxa"/>
+        <w:bottom w:w="100" w:type="dxa"/>
+        <w:right w:w="100" w:type="dxa"/>
+      </w:tblCellMar>
+    </w:tblPr>
   </w:style>
   <w:style w:type="paragraph" w:styleId="Title">
     <w:name w:val="Title"/>
     <w:basedOn w:val="Normal"/>
     <w:next w:val="Normal"/>
+    <w:uiPriority w:val="10"/>
+    <w:qFormat/>
     <w:pPr>
-      <w:keepNext w:val="1"/>
-      <w:keepLines w:val="1"/>
-      <w:pageBreakBefore w:val="0"/>
-      <w:spacing w:after="60" w:before="0" w:lineRule="auto"/>
+      <w:keepNext/>
+      <w:keepLines/>
+      <w:spacing w:after="60"/>
     </w:pPr>
     <w:rPr>
       <w:sz w:val="52"/>
@@ -993,27 +2766,36 @@
     <w:name w:val="Subtitle"/>
     <w:basedOn w:val="Normal"/>
     <w:next w:val="Normal"/>
+    <w:uiPriority w:val="11"/>
+    <w:qFormat/>
     <w:pPr>
-      <w:keepNext w:val="1"/>
-      <w:keepLines w:val="1"/>
-      <w:pageBreakBefore w:val="0"/>
-      <w:spacing w:after="320" w:before="0" w:lineRule="auto"/>
+      <w:keepNext/>
+      <w:keepLines/>
+      <w:spacing w:after="320"/>
     </w:pPr>
     <w:rPr>
-      <w:rFonts w:ascii="Arial" w:cs="Arial" w:eastAsia="Arial" w:hAnsi="Arial"/>
-      <w:i w:val="0"/>
-      <w:iCs w:val="0"/>
       <w:color w:val="666666"/>
       <w:sz w:val="30"/>
       <w:szCs w:val="30"/>
     </w:rPr>
   </w:style>
-  <w:style w:type="table" w:styleId="Table1">
-    <w:basedOn w:val="TableNormal"/>
+  <w:style w:type="table" w:customStyle="1" w:styleId="a">
+    <w:basedOn w:val="TableNormal0"/>
     <w:tblPr>
       <w:tblStyleRowBandSize w:val="1"/>
       <w:tblStyleColBandSize w:val="1"/>
     </w:tblPr>
+  </w:style>
+  <w:style w:type="paragraph" w:styleId="ListParagraph">
+    <w:name w:val="List Paragraph"/>
+    <w:basedOn w:val="Normal"/>
+    <w:uiPriority w:val="34"/>
+    <w:qFormat/>
+    <w:rsid w:val="00E23C34"/>
+    <w:pPr>
+      <w:ind w:left="720"/>
+      <w:contextualSpacing/>
+    </w:pPr>
   </w:style>
 </w:styles>
 </file>
